--- a/cv.docx
+++ b/cv.docx
@@ -1475,7 +1475,7 @@
           <w:bCs/>
           <w:b/>
         </w:rPr>
-        <w:t xml:space="preserve">PlantCAD2: A Long-Context DNA Language Model for Cross-Species Functional Annotation in Angiosperms</w:t>
+        <w:t xml:space="preserve">PlantCAD2: a DNA foundation model for interpreting genomes across flowering plants</w:t>
       </w:r>
       <w:r>
         <w:t xml:space="preserve">.</w:t>
@@ -2068,7 +2068,7 @@
           <w:iCs/>
           <w:i/>
         </w:rPr>
-        <w:t xml:space="preserve">Last updated: 2026-04-01</w:t>
+        <w:t xml:space="preserve">Last updated: 2026-05-01</w:t>
       </w:r>
     </w:p>
     <w:bookmarkEnd w:id="26"/>

--- a/cv.docx
+++ b/cv.docx
@@ -1315,7 +1315,7 @@
         </w:numPr>
       </w:pPr>
       <w:r>
-        <w:t xml:space="preserve">El-Walid, M.Z., Gault, C.M., Costich, D.E., Lepak, N.K., Budka, J.S., Stitzer, M.C., Giri, A., Rees, E., Romay, M.C., Buckler, E.S., &amp;</w:t>
+        <w:t xml:space="preserve">Ojeda-Rivera, J.O., Oren, E.,</w:t>
       </w:r>
       <w:r>
         <w:t xml:space="preserve"> </w:t>
@@ -1328,48 +1328,17 @@
         <w:t xml:space="preserve">Hsu, S-K.</w:t>
       </w:r>
       <w:r>
-        <w:t xml:space="preserve"> </w:t>
-      </w:r>
-      <w:r>
-        <w:t xml:space="preserve">(2025).</w:t>
-      </w:r>
-      <w:r>
-        <w:t xml:space="preserve"> </w:t>
-      </w:r>
-      <w:r>
-        <w:rPr>
-          <w:bCs/>
-          <w:b/>
-        </w:rPr>
-        <w:t xml:space="preserve">Identification of Freezing Tolerance QTLs in</w:t>
-      </w:r>
-      <w:r>
-        <w:rPr>
-          <w:bCs/>
-          <w:b/>
-        </w:rPr>
-        <w:t xml:space="preserve"> </w:t>
-      </w:r>
-      <w:r>
-        <w:rPr>
-          <w:bCs/>
-          <w:b/>
-        </w:rPr>
-        <w:t xml:space="preserve">Tripsacum dactyloides</w:t>
-      </w:r>
-      <w:r>
-        <w:rPr>
-          <w:bCs/>
-          <w:b/>
-        </w:rPr>
-        <w:t xml:space="preserve"> </w:t>
-      </w:r>
-      <w:r>
-        <w:rPr>
-          <w:bCs/>
-          <w:b/>
-        </w:rPr>
-        <w:t xml:space="preserve">Using Open-Pollinated Bulk Segregant Analysis</w:t>
+        <w:t xml:space="preserve">, Lepak, N., La, T., Zhai, J., Stitzer, M.C., Yobi, A., Angelovici, R., Buckler, E.S., &amp; Romay, M.C. (2026).</w:t>
+      </w:r>
+      <w:r>
+        <w:t xml:space="preserve"> </w:t>
+      </w:r>
+      <w:r>
+        <w:rPr>
+          <w:bCs/>
+          <w:b/>
+        </w:rPr>
+        <w:t xml:space="preserve">A transcriptomic atlas of grass senescence reveals divergent underground sink networks limit nitrogen recycling in annuals</w:t>
       </w:r>
       <w:r>
         <w:t xml:space="preserve">.</w:t>
@@ -1388,7 +1357,7 @@
         <w:t xml:space="preserve"> </w:t>
       </w:r>
       <w:r>
-        <w:t xml:space="preserve">https://doi.org/10.64898/2025.12.10.693030</w:t>
+        <w:t xml:space="preserve">https://doi.org/10.64898/2026.05.05.723041</w:t>
       </w:r>
     </w:p>
     <w:p>
@@ -1399,7 +1368,7 @@
         </w:numPr>
       </w:pPr>
       <w:r>
-        <w:t xml:space="preserve">Liu, Z-Y., Berthel, A., Czech, E., Stitzer, M.,</w:t>
+        <w:t xml:space="preserve">El-Walid, M.Z., Gault, C.M., Costich, D.E., Lepak, N.K., Budka, J.S., Stitzer, M.C., Giri, A., Rees, E., Romay, M.C., Buckler, E.S., &amp;</w:t>
       </w:r>
       <w:r>
         <w:t xml:space="preserve"> </w:t>
@@ -1412,17 +1381,48 @@
         <w:t xml:space="preserve">Hsu, S-K.</w:t>
       </w:r>
       <w:r>
-        <w:t xml:space="preserve">, Pennell, M., Buckler, E.S., &amp; Zhai, J. (2025).</w:t>
-      </w:r>
-      <w:r>
-        <w:t xml:space="preserve"> </w:t>
-      </w:r>
-      <w:r>
-        <w:rPr>
-          <w:bCs/>
-          <w:b/>
-        </w:rPr>
-        <w:t xml:space="preserve">GeneCAD: Plant Genome Annotation with a DNA Foundation Model</w:t>
+        <w:t xml:space="preserve"> </w:t>
+      </w:r>
+      <w:r>
+        <w:t xml:space="preserve">(2025).</w:t>
+      </w:r>
+      <w:r>
+        <w:t xml:space="preserve"> </w:t>
+      </w:r>
+      <w:r>
+        <w:rPr>
+          <w:bCs/>
+          <w:b/>
+        </w:rPr>
+        <w:t xml:space="preserve">Identification of Freezing Tolerance QTLs in</w:t>
+      </w:r>
+      <w:r>
+        <w:rPr>
+          <w:bCs/>
+          <w:b/>
+        </w:rPr>
+        <w:t xml:space="preserve"> </w:t>
+      </w:r>
+      <w:r>
+        <w:rPr>
+          <w:bCs/>
+          <w:b/>
+        </w:rPr>
+        <w:t xml:space="preserve">Tripsacum dactyloides</w:t>
+      </w:r>
+      <w:r>
+        <w:rPr>
+          <w:bCs/>
+          <w:b/>
+        </w:rPr>
+        <w:t xml:space="preserve"> </w:t>
+      </w:r>
+      <w:r>
+        <w:rPr>
+          <w:bCs/>
+          <w:b/>
+        </w:rPr>
+        <w:t xml:space="preserve">Using Open-Pollinated Bulk Segregant Analysis</w:t>
       </w:r>
       <w:r>
         <w:t xml:space="preserve">.</w:t>
@@ -1441,7 +1441,7 @@
         <w:t xml:space="preserve"> </w:t>
       </w:r>
       <w:r>
-        <w:t xml:space="preserve">https://doi.org/10.1101/2025.10.31.685877</w:t>
+        <w:t xml:space="preserve">https://doi.org/10.64898/2025.12.10.693030</w:t>
       </w:r>
     </w:p>
     <w:p>
@@ -1452,7 +1452,7 @@
         </w:numPr>
       </w:pPr>
       <w:r>
-        <w:t xml:space="preserve">Zhai, J., Gokaslan, A.,</w:t>
+        <w:t xml:space="preserve">Liu, Z-Y., Berthel, A., Czech, E., Marroquin, E., Stitzer, M.,</w:t>
       </w:r>
       <w:r>
         <w:t xml:space="preserve"> </w:t>
@@ -1465,17 +1465,17 @@
         <w:t xml:space="preserve">Hsu, S-K.</w:t>
       </w:r>
       <w:r>
-        <w:t xml:space="preserve">, Chen, S-P., Liu, Z-Y., Marroquin, E., Czech, E., Cannon, B., Berthel, A., Romay, M.C., Pennell, M., Kuleshov, V., &amp; Buckler, E.S. (2025).</w:t>
-      </w:r>
-      <w:r>
-        <w:t xml:space="preserve"> </w:t>
-      </w:r>
-      <w:r>
-        <w:rPr>
-          <w:bCs/>
-          <w:b/>
-        </w:rPr>
-        <w:t xml:space="preserve">PlantCAD2: a DNA foundation model for interpreting genomes across flowering plants</w:t>
+        <w:t xml:space="preserve">, Pennell, M., Buckler, E.S., &amp; Zhai, J. (2025).</w:t>
+      </w:r>
+      <w:r>
+        <w:t xml:space="preserve"> </w:t>
+      </w:r>
+      <w:r>
+        <w:rPr>
+          <w:bCs/>
+          <w:b/>
+        </w:rPr>
+        <w:t xml:space="preserve">GeneCAD: Plant Genome Annotation with a DNA Foundation Model</w:t>
       </w:r>
       <w:r>
         <w:t xml:space="preserve">.</w:t>
@@ -1494,7 +1494,7 @@
         <w:t xml:space="preserve"> </w:t>
       </w:r>
       <w:r>
-        <w:t xml:space="preserve">https://doi.org/10.1101/2025.08.27.672609</w:t>
+        <w:t xml:space="preserve">https://doi.org/10.1101/2025.10.31.685877</w:t>
       </w:r>
     </w:p>
     <w:p>
@@ -1505,7 +1505,7 @@
         </w:numPr>
       </w:pPr>
       <w:r>
-        <w:t xml:space="preserve">Oren, E., Zhai, J., Rooney, T.E., Angelovici, R., Hale, C.O., Brindisi, L.J.,</w:t>
+        <w:t xml:space="preserve">Zhai, J., Gokaslan, A.,</w:t>
       </w:r>
       <w:r>
         <w:t xml:space="preserve"> </w:t>
@@ -1518,17 +1518,17 @@
         <w:t xml:space="preserve">Hsu, S-K.</w:t>
       </w:r>
       <w:r>
-        <w:t xml:space="preserve">, Gault, C.M., Hua, J., La, T., Lepak, N., Fu, Q., Buckler, E.S., &amp; Romay, M.C. (2025).</w:t>
-      </w:r>
-      <w:r>
-        <w:t xml:space="preserve"> </w:t>
-      </w:r>
-      <w:r>
-        <w:rPr>
-          <w:bCs/>
-          <w:b/>
-        </w:rPr>
-        <w:t xml:space="preserve">Constrained evolution of a core winter proteome across independently cold-adapted PACMAD grasses</w:t>
+        <w:t xml:space="preserve">, Chen, S-P., Liu, Z-Y., Marroquin, E., Czech, E., Cannon, B., Berthel, A., Romay, M.C., Pennell, M., Kuleshov, V., &amp; Buckler, E.S. (2025).</w:t>
+      </w:r>
+      <w:r>
+        <w:t xml:space="preserve"> </w:t>
+      </w:r>
+      <w:r>
+        <w:rPr>
+          <w:bCs/>
+          <w:b/>
+        </w:rPr>
+        <w:t xml:space="preserve">PlantCAD2: a DNA foundation model for interpreting genomes across flowering plants</w:t>
       </w:r>
       <w:r>
         <w:t xml:space="preserve">.</w:t>
@@ -1547,7 +1547,7 @@
         <w:t xml:space="preserve"> </w:t>
       </w:r>
       <w:r>
-        <w:t xml:space="preserve">https://doi.org/10.1101/2025.05.15.654294</w:t>
+        <w:t xml:space="preserve">https://doi.org/10.1101/2025.08.27.672609</w:t>
       </w:r>
     </w:p>
     <w:p>
@@ -1558,7 +1558,7 @@
         </w:numPr>
       </w:pPr>
       <w:r>
-        <w:t xml:space="preserve">Hale, C.O.,</w:t>
+        <w:t xml:space="preserve">Oren, E., Zhai, J., Rooney, T.E., Angelovici, R., Hale, C.O., Brindisi, L.J.,</w:t>
       </w:r>
       <w:r>
         <w:t xml:space="preserve"> </w:t>
@@ -1571,45 +1571,17 @@
         <w:t xml:space="preserve">Hsu, S-K.</w:t>
       </w:r>
       <w:r>
-        <w:t xml:space="preserve">, Zhai, J., Schulz, A.J., Aubuchon-Elder, T., Costa-Neto, G., Gelfond, A., El-Walid, M., Hufford, M., Kellogg, E.A., La, T., Marand, A.P., Seetharam, A.S., Scheben, A., Stitzer, M., Wrightsman, T., Romay, M.C., &amp; Buckler, E.S. (2025).</w:t>
-      </w:r>
-      <w:r>
-        <w:t xml:space="preserve"> </w:t>
-      </w:r>
-      <w:r>
-        <w:rPr>
-          <w:bCs/>
-          <w:b/>
-        </w:rPr>
-        <w:t xml:space="preserve">Extensive modulation of a conserved</w:t>
-      </w:r>
-      <w:r>
-        <w:rPr>
-          <w:bCs/>
-          <w:b/>
-        </w:rPr>
-        <w:t xml:space="preserve"> </w:t>
-      </w:r>
-      <w:r>
-        <w:rPr>
-          <w:bCs/>
-          <w:b/>
-        </w:rPr>
-        <w:t xml:space="preserve">cis</w:t>
-      </w:r>
-      <w:r>
-        <w:rPr>
-          <w:bCs/>
-          <w:b/>
-        </w:rPr>
-        <w:t xml:space="preserve"> </w:t>
-      </w:r>
-      <w:r>
-        <w:rPr>
-          <w:bCs/>
-          <w:b/>
-        </w:rPr>
-        <w:t xml:space="preserve">-regulatory code across 589 grass species</w:t>
+        <w:t xml:space="preserve">, Gault, C.M., Hua, J., La, T., Lepak, N., Fu, Q., Buckler, E.S., &amp; Romay, M.C. (2025).</w:t>
+      </w:r>
+      <w:r>
+        <w:t xml:space="preserve"> </w:t>
+      </w:r>
+      <w:r>
+        <w:rPr>
+          <w:bCs/>
+          <w:b/>
+        </w:rPr>
+        <w:t xml:space="preserve">Constrained evolution of a core winter proteome across independently cold-adapted PACMAD grasses</w:t>
       </w:r>
       <w:r>
         <w:t xml:space="preserve">.</w:t>
@@ -1628,7 +1600,7 @@
         <w:t xml:space="preserve"> </w:t>
       </w:r>
       <w:r>
-        <w:t xml:space="preserve">https://doi.org/10.1101/2025.04.23.650228</w:t>
+        <w:t xml:space="preserve">https://doi.org/10.1101/2025.05.15.654294</w:t>
       </w:r>
     </w:p>
     <w:p>
@@ -1639,6 +1611,140 @@
         </w:numPr>
       </w:pPr>
       <w:r>
+        <w:t xml:space="preserve">Hale, C.O.,</w:t>
+      </w:r>
+      <w:r>
+        <w:t xml:space="preserve"> </w:t>
+      </w:r>
+      <w:r>
+        <w:rPr>
+          <w:bCs/>
+          <w:b/>
+        </w:rPr>
+        <w:t xml:space="preserve">Hsu, S-K.</w:t>
+      </w:r>
+      <w:r>
+        <w:t xml:space="preserve">, Zhai, J., Schulz, A.J., Aubuchon-Elder, T., Costa-Neto, G., Gelfond, A., El-Walid, M., Hufford, M., Kellogg, E.A., La, T., Marand, A.P., Seetharam, A.S., Scheben, A., Stitzer, M., Wrightsman, T., Romay, M.C., &amp; Buckler, E.S. (2025).</w:t>
+      </w:r>
+      <w:r>
+        <w:t xml:space="preserve"> </w:t>
+      </w:r>
+      <w:r>
+        <w:rPr>
+          <w:bCs/>
+          <w:b/>
+        </w:rPr>
+        <w:t xml:space="preserve">Extensive modulation of a conserved</w:t>
+      </w:r>
+      <w:r>
+        <w:rPr>
+          <w:bCs/>
+          <w:b/>
+        </w:rPr>
+        <w:t xml:space="preserve"> </w:t>
+      </w:r>
+      <w:r>
+        <w:rPr>
+          <w:bCs/>
+          <w:b/>
+        </w:rPr>
+        <w:t xml:space="preserve">cis</w:t>
+      </w:r>
+      <w:r>
+        <w:rPr>
+          <w:bCs/>
+          <w:b/>
+        </w:rPr>
+        <w:t xml:space="preserve"> </w:t>
+      </w:r>
+      <w:r>
+        <w:rPr>
+          <w:bCs/>
+          <w:b/>
+        </w:rPr>
+        <w:t xml:space="preserve">-regulatory code across 589 grass species</w:t>
+      </w:r>
+      <w:r>
+        <w:t xml:space="preserve">.</w:t>
+      </w:r>
+      <w:r>
+        <w:t xml:space="preserve"> </w:t>
+      </w:r>
+      <w:r>
+        <w:rPr>
+          <w:iCs/>
+          <w:i/>
+        </w:rPr>
+        <w:t xml:space="preserve">bioRxiv.</w:t>
+      </w:r>
+      <w:r>
+        <w:t xml:space="preserve"> </w:t>
+      </w:r>
+      <w:r>
+        <w:t xml:space="preserve">https://doi.org/10.1101/2025.04.23.650228</w:t>
+      </w:r>
+    </w:p>
+    <w:p>
+      <w:pPr>
+        <w:numPr>
+          <w:ilvl w:val="0"/>
+          <w:numId w:val="1002"/>
+        </w:numPr>
+      </w:pPr>
+      <w:r>
+        <w:t xml:space="preserve">Lai, W-Y.,</w:t>
+      </w:r>
+      <w:r>
+        <w:t xml:space="preserve"> </w:t>
+      </w:r>
+      <w:r>
+        <w:rPr>
+          <w:bCs/>
+          <w:b/>
+        </w:rPr>
+        <w:t xml:space="preserve">Hsu, S-K.</w:t>
+      </w:r>
+      <w:r>
+        <w:t xml:space="preserve">, Futschik, A., &amp; Schlötterer, C. (2025).</w:t>
+      </w:r>
+      <w:r>
+        <w:t xml:space="preserve"> </w:t>
+      </w:r>
+      <w:r>
+        <w:rPr>
+          <w:bCs/>
+          <w:b/>
+        </w:rPr>
+        <w:t xml:space="preserve">Pleiotropy increases parallel selection signatures during adaptation from standing genetic variation</w:t>
+      </w:r>
+      <w:r>
+        <w:t xml:space="preserve">.</w:t>
+      </w:r>
+      <w:r>
+        <w:t xml:space="preserve"> </w:t>
+      </w:r>
+      <w:r>
+        <w:rPr>
+          <w:iCs/>
+          <w:i/>
+        </w:rPr>
+        <w:t xml:space="preserve">bioRxiv.</w:t>
+      </w:r>
+      <w:r>
+        <w:t xml:space="preserve"> </w:t>
+      </w:r>
+      <w:r>
+        <w:t xml:space="preserve">https://doi.org/10.7554/eLife.102321.2</w:t>
+      </w:r>
+    </w:p>
+    <w:p>
+      <w:pPr>
+        <w:numPr>
+          <w:ilvl w:val="0"/>
+          <w:numId w:val="1002"/>
+        </w:numPr>
+      </w:pPr>
+      <w:r>
         <w:t xml:space="preserve">Stitzer, M.C., Seetharam, A.S., Scheben, A.,</w:t>
       </w:r>
       <w:r>
@@ -1698,6 +1804,59 @@
       </w:r>
       <w:r>
         <w:t xml:space="preserve">https://doi.org/10.1101/2025.01.22.633974</w:t>
+      </w:r>
+    </w:p>
+    <w:p>
+      <w:pPr>
+        <w:numPr>
+          <w:ilvl w:val="0"/>
+          <w:numId w:val="1002"/>
+        </w:numPr>
+      </w:pPr>
+      <w:r>
+        <w:t xml:space="preserve">Lai, W-Y.,</w:t>
+      </w:r>
+      <w:r>
+        <w:t xml:space="preserve"> </w:t>
+      </w:r>
+      <w:r>
+        <w:rPr>
+          <w:bCs/>
+          <w:b/>
+        </w:rPr>
+        <w:t xml:space="preserve">Hsu, S-K.</w:t>
+      </w:r>
+      <w:r>
+        <w:t xml:space="preserve">, Futschik, A., &amp; Schlötterer, C. (2024).</w:t>
+      </w:r>
+      <w:r>
+        <w:t xml:space="preserve"> </w:t>
+      </w:r>
+      <w:r>
+        <w:rPr>
+          <w:bCs/>
+          <w:b/>
+        </w:rPr>
+        <w:t xml:space="preserve">Pleiotropy increases parallel selection signatures during adaptation from standing genetic variation</w:t>
+      </w:r>
+      <w:r>
+        <w:t xml:space="preserve">.</w:t>
+      </w:r>
+      <w:r>
+        <w:t xml:space="preserve"> </w:t>
+      </w:r>
+      <w:r>
+        <w:rPr>
+          <w:iCs/>
+          <w:i/>
+        </w:rPr>
+        <w:t xml:space="preserve">bioRxiv.</w:t>
+      </w:r>
+      <w:r>
+        <w:t xml:space="preserve"> </w:t>
+      </w:r>
+      <w:r>
+        <w:t xml:space="preserve">https://doi.org/10.7554/eLife.102321.1</w:t>
       </w:r>
     </w:p>
     <w:p>
@@ -2068,7 +2227,7 @@
           <w:iCs/>
           <w:i/>
         </w:rPr>
-        <w:t xml:space="preserve">Last updated: 2026-05-01</w:t>
+        <w:t xml:space="preserve">Last updated: 2026-06-01</w:t>
       </w:r>
     </w:p>
     <w:bookmarkEnd w:id="26"/>

--- a/cv.docx
+++ b/cv.docx
@@ -1315,12 +1315,6 @@
         </w:numPr>
       </w:pPr>
       <w:r>
-        <w:t xml:space="preserve">Ojeda-Rivera, J.O., Oren, E.,</w:t>
-      </w:r>
-      <w:r>
-        <w:t xml:space="preserve"> </w:t>
-      </w:r>
-      <w:r>
         <w:rPr>
           <w:bCs/>
           <w:b/>
@@ -1328,17 +1322,33 @@
         <w:t xml:space="preserve">Hsu, S-K.</w:t>
       </w:r>
       <w:r>
-        <w:t xml:space="preserve">, Lepak, N., La, T., Zhai, J., Stitzer, M.C., Yobi, A., Angelovici, R., Buckler, E.S., &amp; Romay, M.C. (2026).</w:t>
-      </w:r>
-      <w:r>
-        <w:t xml:space="preserve"> </w:t>
-      </w:r>
-      <w:r>
-        <w:rPr>
-          <w:bCs/>
-          <w:b/>
-        </w:rPr>
-        <w:t xml:space="preserve">A transcriptomic atlas of grass senescence reveals divergent underground sink networks limit nitrogen recycling in annuals</w:t>
+        <w:t xml:space="preserve">, Schulz, A.J., Hale, C.O., Costa-Neto, G., Miller, Z.R., Stitzer, M.C., Wrightsman, T., Zhai, J., Lai, W-Y., Dawson, H.D., &amp;</w:t>
+      </w:r>
+      <w:r>
+        <w:t xml:space="preserve"> </w:t>
+      </w:r>
+      <w:r>
+        <w:rPr>
+          <w:iCs/>
+          <w:i/>
+        </w:rPr>
+        <w:t xml:space="preserve">et al.</w:t>
+      </w:r>
+      <w:r>
+        <w:t xml:space="preserve"> </w:t>
+      </w:r>
+      <w:r>
+        <w:t xml:space="preserve">(2026).</w:t>
+      </w:r>
+      <w:r>
+        <w:t xml:space="preserve"> </w:t>
+      </w:r>
+      <w:r>
+        <w:rPr>
+          <w:bCs/>
+          <w:b/>
+        </w:rPr>
+        <w:t xml:space="preserve">Convergent genome- and gene-level constraints shape repeated environmental adaptation in grasses</w:t>
       </w:r>
       <w:r>
         <w:t xml:space="preserve">.</w:t>
@@ -1357,7 +1367,7 @@
         <w:t xml:space="preserve"> </w:t>
       </w:r>
       <w:r>
-        <w:t xml:space="preserve">https://doi.org/10.64898/2026.05.05.723041</w:t>
+        <w:t xml:space="preserve">https://doi.org/10.64898/2026.06.01.729361</w:t>
       </w:r>
     </w:p>
     <w:p>
@@ -1368,7 +1378,7 @@
         </w:numPr>
       </w:pPr>
       <w:r>
-        <w:t xml:space="preserve">El-Walid, M.Z., Gault, C.M., Costich, D.E., Lepak, N.K., Budka, J.S., Stitzer, M.C., Giri, A., Rees, E., Romay, M.C., Buckler, E.S., &amp;</w:t>
+        <w:t xml:space="preserve">Ojeda-Rivera, J.O., Oren, E.,</w:t>
       </w:r>
       <w:r>
         <w:t xml:space="preserve"> </w:t>
@@ -1381,48 +1391,17 @@
         <w:t xml:space="preserve">Hsu, S-K.</w:t>
       </w:r>
       <w:r>
-        <w:t xml:space="preserve"> </w:t>
-      </w:r>
-      <w:r>
-        <w:t xml:space="preserve">(2025).</w:t>
-      </w:r>
-      <w:r>
-        <w:t xml:space="preserve"> </w:t>
-      </w:r>
-      <w:r>
-        <w:rPr>
-          <w:bCs/>
-          <w:b/>
-        </w:rPr>
-        <w:t xml:space="preserve">Identification of Freezing Tolerance QTLs in</w:t>
-      </w:r>
-      <w:r>
-        <w:rPr>
-          <w:bCs/>
-          <w:b/>
-        </w:rPr>
-        <w:t xml:space="preserve"> </w:t>
-      </w:r>
-      <w:r>
-        <w:rPr>
-          <w:bCs/>
-          <w:b/>
-        </w:rPr>
-        <w:t xml:space="preserve">Tripsacum dactyloides</w:t>
-      </w:r>
-      <w:r>
-        <w:rPr>
-          <w:bCs/>
-          <w:b/>
-        </w:rPr>
-        <w:t xml:space="preserve"> </w:t>
-      </w:r>
-      <w:r>
-        <w:rPr>
-          <w:bCs/>
-          <w:b/>
-        </w:rPr>
-        <w:t xml:space="preserve">Using Open-Pollinated Bulk Segregant Analysis</w:t>
+        <w:t xml:space="preserve">, Lepak, N., La, T., Zhai, J., Stitzer, M.C., Yobi, A., Angelovici, R., Buckler, E.S., &amp; Romay, M.C. (2026).</w:t>
+      </w:r>
+      <w:r>
+        <w:t xml:space="preserve"> </w:t>
+      </w:r>
+      <w:r>
+        <w:rPr>
+          <w:bCs/>
+          <w:b/>
+        </w:rPr>
+        <w:t xml:space="preserve">A transcriptomic atlas of grass senescence reveals divergent underground sink networks limit nitrogen recycling in annuals</w:t>
       </w:r>
       <w:r>
         <w:t xml:space="preserve">.</w:t>
@@ -1441,7 +1420,7 @@
         <w:t xml:space="preserve"> </w:t>
       </w:r>
       <w:r>
-        <w:t xml:space="preserve">https://doi.org/10.64898/2025.12.10.693030</w:t>
+        <w:t xml:space="preserve">https://doi.org/10.64898/2026.05.05.723041</w:t>
       </w:r>
     </w:p>
     <w:p>
@@ -1452,7 +1431,7 @@
         </w:numPr>
       </w:pPr>
       <w:r>
-        <w:t xml:space="preserve">Liu, Z-Y., Berthel, A., Czech, E., Marroquin, E., Stitzer, M.,</w:t>
+        <w:t xml:space="preserve">El-Walid, M.Z., Gault, C.M., Costich, D.E., Lepak, N.K., Budka, J.S., Stitzer, M.C., Giri, A., Rees, E., Romay, M.C., Buckler, E.S., &amp;</w:t>
       </w:r>
       <w:r>
         <w:t xml:space="preserve"> </w:t>
@@ -1465,17 +1444,48 @@
         <w:t xml:space="preserve">Hsu, S-K.</w:t>
       </w:r>
       <w:r>
-        <w:t xml:space="preserve">, Pennell, M., Buckler, E.S., &amp; Zhai, J. (2025).</w:t>
-      </w:r>
-      <w:r>
-        <w:t xml:space="preserve"> </w:t>
-      </w:r>
-      <w:r>
-        <w:rPr>
-          <w:bCs/>
-          <w:b/>
-        </w:rPr>
-        <w:t xml:space="preserve">GeneCAD: Plant Genome Annotation with a DNA Foundation Model</w:t>
+        <w:t xml:space="preserve"> </w:t>
+      </w:r>
+      <w:r>
+        <w:t xml:space="preserve">(2025).</w:t>
+      </w:r>
+      <w:r>
+        <w:t xml:space="preserve"> </w:t>
+      </w:r>
+      <w:r>
+        <w:rPr>
+          <w:bCs/>
+          <w:b/>
+        </w:rPr>
+        <w:t xml:space="preserve">Identification of Freezing Tolerance QTLs in</w:t>
+      </w:r>
+      <w:r>
+        <w:rPr>
+          <w:bCs/>
+          <w:b/>
+        </w:rPr>
+        <w:t xml:space="preserve"> </w:t>
+      </w:r>
+      <w:r>
+        <w:rPr>
+          <w:bCs/>
+          <w:b/>
+        </w:rPr>
+        <w:t xml:space="preserve">Tripsacum dactyloides</w:t>
+      </w:r>
+      <w:r>
+        <w:rPr>
+          <w:bCs/>
+          <w:b/>
+        </w:rPr>
+        <w:t xml:space="preserve"> </w:t>
+      </w:r>
+      <w:r>
+        <w:rPr>
+          <w:bCs/>
+          <w:b/>
+        </w:rPr>
+        <w:t xml:space="preserve">Using Open-Pollinated Bulk Segregant Analysis</w:t>
       </w:r>
       <w:r>
         <w:t xml:space="preserve">.</w:t>
@@ -1494,7 +1504,7 @@
         <w:t xml:space="preserve"> </w:t>
       </w:r>
       <w:r>
-        <w:t xml:space="preserve">https://doi.org/10.1101/2025.10.31.685877</w:t>
+        <w:t xml:space="preserve">https://doi.org/10.64898/2025.12.10.693030</w:t>
       </w:r>
     </w:p>
     <w:p>
@@ -1505,7 +1515,7 @@
         </w:numPr>
       </w:pPr>
       <w:r>
-        <w:t xml:space="preserve">Zhai, J., Gokaslan, A.,</w:t>
+        <w:t xml:space="preserve">Liu, Z-Y., Berthel, A., Czech, E., Marroquin, E., Stitzer, M.,</w:t>
       </w:r>
       <w:r>
         <w:t xml:space="preserve"> </w:t>
@@ -1518,17 +1528,17 @@
         <w:t xml:space="preserve">Hsu, S-K.</w:t>
       </w:r>
       <w:r>
-        <w:t xml:space="preserve">, Chen, S-P., Liu, Z-Y., Marroquin, E., Czech, E., Cannon, B., Berthel, A., Romay, M.C., Pennell, M., Kuleshov, V., &amp; Buckler, E.S. (2025).</w:t>
-      </w:r>
-      <w:r>
-        <w:t xml:space="preserve"> </w:t>
-      </w:r>
-      <w:r>
-        <w:rPr>
-          <w:bCs/>
-          <w:b/>
-        </w:rPr>
-        <w:t xml:space="preserve">PlantCAD2: a DNA foundation model for interpreting genomes across flowering plants</w:t>
+        <w:t xml:space="preserve">, Pennell, M., Buckler, E.S., &amp; Zhai, J. (2025).</w:t>
+      </w:r>
+      <w:r>
+        <w:t xml:space="preserve"> </w:t>
+      </w:r>
+      <w:r>
+        <w:rPr>
+          <w:bCs/>
+          <w:b/>
+        </w:rPr>
+        <w:t xml:space="preserve">GeneCAD: Plant Genome Annotation with a DNA Foundation Model</w:t>
       </w:r>
       <w:r>
         <w:t xml:space="preserve">.</w:t>
@@ -1547,7 +1557,7 @@
         <w:t xml:space="preserve"> </w:t>
       </w:r>
       <w:r>
-        <w:t xml:space="preserve">https://doi.org/10.1101/2025.08.27.672609</w:t>
+        <w:t xml:space="preserve">https://doi.org/10.1101/2025.10.31.685877</w:t>
       </w:r>
     </w:p>
     <w:p>
@@ -1558,7 +1568,7 @@
         </w:numPr>
       </w:pPr>
       <w:r>
-        <w:t xml:space="preserve">Oren, E., Zhai, J., Rooney, T.E., Angelovici, R., Hale, C.O., Brindisi, L.J.,</w:t>
+        <w:t xml:space="preserve">Zhai, J., Gokaslan, A.,</w:t>
       </w:r>
       <w:r>
         <w:t xml:space="preserve"> </w:t>
@@ -1571,17 +1581,17 @@
         <w:t xml:space="preserve">Hsu, S-K.</w:t>
       </w:r>
       <w:r>
-        <w:t xml:space="preserve">, Gault, C.M., Hua, J., La, T., Lepak, N., Fu, Q., Buckler, E.S., &amp; Romay, M.C. (2025).</w:t>
-      </w:r>
-      <w:r>
-        <w:t xml:space="preserve"> </w:t>
-      </w:r>
-      <w:r>
-        <w:rPr>
-          <w:bCs/>
-          <w:b/>
-        </w:rPr>
-        <w:t xml:space="preserve">Constrained evolution of a core winter proteome across independently cold-adapted PACMAD grasses</w:t>
+        <w:t xml:space="preserve">, Chen, S-P., Liu, Z-Y., Marroquin, E., Czech, E., Cannon, B., Berthel, A., Romay, M.C., Pennell, M., Kuleshov, V., &amp; Buckler, E.S. (2025).</w:t>
+      </w:r>
+      <w:r>
+        <w:t xml:space="preserve"> </w:t>
+      </w:r>
+      <w:r>
+        <w:rPr>
+          <w:bCs/>
+          <w:b/>
+        </w:rPr>
+        <w:t xml:space="preserve">PlantCAD2: a DNA foundation model for interpreting genomes across flowering plants</w:t>
       </w:r>
       <w:r>
         <w:t xml:space="preserve">.</w:t>
@@ -1600,7 +1610,7 @@
         <w:t xml:space="preserve"> </w:t>
       </w:r>
       <w:r>
-        <w:t xml:space="preserve">https://doi.org/10.1101/2025.05.15.654294</w:t>
+        <w:t xml:space="preserve">https://doi.org/10.1101/2025.08.27.672609</w:t>
       </w:r>
     </w:p>
     <w:p>
@@ -1611,7 +1621,7 @@
         </w:numPr>
       </w:pPr>
       <w:r>
-        <w:t xml:space="preserve">Hale, C.O.,</w:t>
+        <w:t xml:space="preserve">Oren, E., Zhai, J., Rooney, T.E., Angelovici, R., Hale, C.O., Brindisi, L.J.,</w:t>
       </w:r>
       <w:r>
         <w:t xml:space="preserve"> </w:t>
@@ -1624,45 +1634,17 @@
         <w:t xml:space="preserve">Hsu, S-K.</w:t>
       </w:r>
       <w:r>
-        <w:t xml:space="preserve">, Zhai, J., Schulz, A.J., Aubuchon-Elder, T., Costa-Neto, G., Gelfond, A., El-Walid, M., Hufford, M., Kellogg, E.A., La, T., Marand, A.P., Seetharam, A.S., Scheben, A., Stitzer, M., Wrightsman, T., Romay, M.C., &amp; Buckler, E.S. (2025).</w:t>
-      </w:r>
-      <w:r>
-        <w:t xml:space="preserve"> </w:t>
-      </w:r>
-      <w:r>
-        <w:rPr>
-          <w:bCs/>
-          <w:b/>
-        </w:rPr>
-        <w:t xml:space="preserve">Extensive modulation of a conserved</w:t>
-      </w:r>
-      <w:r>
-        <w:rPr>
-          <w:bCs/>
-          <w:b/>
-        </w:rPr>
-        <w:t xml:space="preserve"> </w:t>
-      </w:r>
-      <w:r>
-        <w:rPr>
-          <w:bCs/>
-          <w:b/>
-        </w:rPr>
-        <w:t xml:space="preserve">cis</w:t>
-      </w:r>
-      <w:r>
-        <w:rPr>
-          <w:bCs/>
-          <w:b/>
-        </w:rPr>
-        <w:t xml:space="preserve"> </w:t>
-      </w:r>
-      <w:r>
-        <w:rPr>
-          <w:bCs/>
-          <w:b/>
-        </w:rPr>
-        <w:t xml:space="preserve">-regulatory code across 589 grass species</w:t>
+        <w:t xml:space="preserve">, Gault, C.M., Hua, J., La, T., Lepak, N., Fu, Q., Buckler, E.S., &amp; Romay, M.C. (2025).</w:t>
+      </w:r>
+      <w:r>
+        <w:t xml:space="preserve"> </w:t>
+      </w:r>
+      <w:r>
+        <w:rPr>
+          <w:bCs/>
+          <w:b/>
+        </w:rPr>
+        <w:t xml:space="preserve">Constrained evolution of a core winter proteome across independently cold-adapted PACMAD grasses</w:t>
       </w:r>
       <w:r>
         <w:t xml:space="preserve">.</w:t>
@@ -1681,7 +1663,7 @@
         <w:t xml:space="preserve"> </w:t>
       </w:r>
       <w:r>
-        <w:t xml:space="preserve">https://doi.org/10.1101/2025.04.23.650228</w:t>
+        <w:t xml:space="preserve">https://doi.org/10.1101/2025.05.15.654294</w:t>
       </w:r>
     </w:p>
     <w:p>
@@ -1692,7 +1674,7 @@
         </w:numPr>
       </w:pPr>
       <w:r>
-        <w:t xml:space="preserve">Lai, W-Y.,</w:t>
+        <w:t xml:space="preserve">Hale, C.O.,</w:t>
       </w:r>
       <w:r>
         <w:t xml:space="preserve"> </w:t>
@@ -1705,17 +1687,45 @@
         <w:t xml:space="preserve">Hsu, S-K.</w:t>
       </w:r>
       <w:r>
-        <w:t xml:space="preserve">, Futschik, A., &amp; Schlötterer, C. (2025).</w:t>
-      </w:r>
-      <w:r>
-        <w:t xml:space="preserve"> </w:t>
-      </w:r>
-      <w:r>
-        <w:rPr>
-          <w:bCs/>
-          <w:b/>
-        </w:rPr>
-        <w:t xml:space="preserve">Pleiotropy increases parallel selection signatures during adaptation from standing genetic variation</w:t>
+        <w:t xml:space="preserve">, Zhai, J., Schulz, A.J., Aubuchon-Elder, T., Costa-Neto, G., Gelfond, A., El-Walid, M., Hufford, M., Kellogg, E.A., La, T., Marand, A.P., Seetharam, A.S., Scheben, A., Stitzer, M., Wrightsman, T., Romay, M.C., &amp; Buckler, E.S. (2025).</w:t>
+      </w:r>
+      <w:r>
+        <w:t xml:space="preserve"> </w:t>
+      </w:r>
+      <w:r>
+        <w:rPr>
+          <w:bCs/>
+          <w:b/>
+        </w:rPr>
+        <w:t xml:space="preserve">Extensive modulation of a conserved</w:t>
+      </w:r>
+      <w:r>
+        <w:rPr>
+          <w:bCs/>
+          <w:b/>
+        </w:rPr>
+        <w:t xml:space="preserve"> </w:t>
+      </w:r>
+      <w:r>
+        <w:rPr>
+          <w:bCs/>
+          <w:b/>
+        </w:rPr>
+        <w:t xml:space="preserve">cis</w:t>
+      </w:r>
+      <w:r>
+        <w:rPr>
+          <w:bCs/>
+          <w:b/>
+        </w:rPr>
+        <w:t xml:space="preserve"> </w:t>
+      </w:r>
+      <w:r>
+        <w:rPr>
+          <w:bCs/>
+          <w:b/>
+        </w:rPr>
+        <w:t xml:space="preserve">-regulatory code across 589 grass species</w:t>
       </w:r>
       <w:r>
         <w:t xml:space="preserve">.</w:t>
@@ -1734,7 +1744,7 @@
         <w:t xml:space="preserve"> </w:t>
       </w:r>
       <w:r>
-        <w:t xml:space="preserve">https://doi.org/10.7554/eLife.102321.2</w:t>
+        <w:t xml:space="preserve">https://doi.org/10.1101/2025.04.23.650228</w:t>
       </w:r>
     </w:p>
     <w:p>
@@ -1745,7 +1755,7 @@
         </w:numPr>
       </w:pPr>
       <w:r>
-        <w:t xml:space="preserve">Stitzer, M.C., Seetharam, A.S., Scheben, A.,</w:t>
+        <w:t xml:space="preserve">Lai, W-Y.,</w:t>
       </w:r>
       <w:r>
         <w:t xml:space="preserve"> </w:t>
@@ -1758,33 +1768,17 @@
         <w:t xml:space="preserve">Hsu, S-K.</w:t>
       </w:r>
       <w:r>
-        <w:t xml:space="preserve">, Schulz, A.J., AuBuchon-Elder, T.M., El-Walid, M., Ferebee, T.H., Hale, C.O., La, T., &amp;</w:t>
-      </w:r>
-      <w:r>
-        <w:t xml:space="preserve"> </w:t>
-      </w:r>
-      <w:r>
-        <w:rPr>
-          <w:iCs/>
-          <w:i/>
-        </w:rPr>
-        <w:t xml:space="preserve">et al.</w:t>
-      </w:r>
-      <w:r>
-        <w:t xml:space="preserve"> </w:t>
-      </w:r>
-      <w:r>
-        <w:t xml:space="preserve">(2025).</w:t>
-      </w:r>
-      <w:r>
-        <w:t xml:space="preserve"> </w:t>
-      </w:r>
-      <w:r>
-        <w:rPr>
-          <w:bCs/>
-          <w:b/>
-        </w:rPr>
-        <w:t xml:space="preserve">Extensive genome evolution distinguishes maize within a stable tribe of grasses</w:t>
+        <w:t xml:space="preserve">, Futschik, A., &amp; Schlötterer, C. (2025).</w:t>
+      </w:r>
+      <w:r>
+        <w:t xml:space="preserve"> </w:t>
+      </w:r>
+      <w:r>
+        <w:rPr>
+          <w:bCs/>
+          <w:b/>
+        </w:rPr>
+        <w:t xml:space="preserve">Pleiotropy increases parallel selection signatures during adaptation from standing genetic variation</w:t>
       </w:r>
       <w:r>
         <w:t xml:space="preserve">.</w:t>
@@ -1803,7 +1797,7 @@
         <w:t xml:space="preserve"> </w:t>
       </w:r>
       <w:r>
-        <w:t xml:space="preserve">https://doi.org/10.1101/2025.01.22.633974</w:t>
+        <w:t xml:space="preserve">https://doi.org/10.7554/eLife.102321.2</w:t>
       </w:r>
     </w:p>
     <w:p>
@@ -1814,7 +1808,7 @@
         </w:numPr>
       </w:pPr>
       <w:r>
-        <w:t xml:space="preserve">Lai, W-Y.,</w:t>
+        <w:t xml:space="preserve">Stitzer, M.C., Seetharam, A.S., Scheben, A.,</w:t>
       </w:r>
       <w:r>
         <w:t xml:space="preserve"> </w:t>
@@ -1827,17 +1821,33 @@
         <w:t xml:space="preserve">Hsu, S-K.</w:t>
       </w:r>
       <w:r>
-        <w:t xml:space="preserve">, Futschik, A., &amp; Schlötterer, C. (2024).</w:t>
-      </w:r>
-      <w:r>
-        <w:t xml:space="preserve"> </w:t>
-      </w:r>
-      <w:r>
-        <w:rPr>
-          <w:bCs/>
-          <w:b/>
-        </w:rPr>
-        <w:t xml:space="preserve">Pleiotropy increases parallel selection signatures during adaptation from standing genetic variation</w:t>
+        <w:t xml:space="preserve">, Schulz, A.J., AuBuchon-Elder, T.M., El-Walid, M., Ferebee, T.H., Hale, C.O., La, T., &amp;</w:t>
+      </w:r>
+      <w:r>
+        <w:t xml:space="preserve"> </w:t>
+      </w:r>
+      <w:r>
+        <w:rPr>
+          <w:iCs/>
+          <w:i/>
+        </w:rPr>
+        <w:t xml:space="preserve">et al.</w:t>
+      </w:r>
+      <w:r>
+        <w:t xml:space="preserve"> </w:t>
+      </w:r>
+      <w:r>
+        <w:t xml:space="preserve">(2025).</w:t>
+      </w:r>
+      <w:r>
+        <w:t xml:space="preserve"> </w:t>
+      </w:r>
+      <w:r>
+        <w:rPr>
+          <w:bCs/>
+          <w:b/>
+        </w:rPr>
+        <w:t xml:space="preserve">Extensive genome evolution distinguishes maize within a stable tribe of grasses</w:t>
       </w:r>
       <w:r>
         <w:t xml:space="preserve">.</w:t>
@@ -1856,7 +1866,7 @@
         <w:t xml:space="preserve"> </w:t>
       </w:r>
       <w:r>
-        <w:t xml:space="preserve">https://doi.org/10.7554/eLife.102321.1</w:t>
+        <w:t xml:space="preserve">https://doi.org/10.1101/2025.01.22.633974</w:t>
       </w:r>
     </w:p>
     <w:p>
@@ -1867,6 +1877,59 @@
         </w:numPr>
       </w:pPr>
       <w:r>
+        <w:t xml:space="preserve">Lai, W-Y.,</w:t>
+      </w:r>
+      <w:r>
+        <w:t xml:space="preserve"> </w:t>
+      </w:r>
+      <w:r>
+        <w:rPr>
+          <w:bCs/>
+          <w:b/>
+        </w:rPr>
+        <w:t xml:space="preserve">Hsu, S-K.</w:t>
+      </w:r>
+      <w:r>
+        <w:t xml:space="preserve">, Futschik, A., &amp; Schlötterer, C. (2024).</w:t>
+      </w:r>
+      <w:r>
+        <w:t xml:space="preserve"> </w:t>
+      </w:r>
+      <w:r>
+        <w:rPr>
+          <w:bCs/>
+          <w:b/>
+        </w:rPr>
+        <w:t xml:space="preserve">Pleiotropy increases parallel selection signatures during adaptation from standing genetic variation</w:t>
+      </w:r>
+      <w:r>
+        <w:t xml:space="preserve">.</w:t>
+      </w:r>
+      <w:r>
+        <w:t xml:space="preserve"> </w:t>
+      </w:r>
+      <w:r>
+        <w:rPr>
+          <w:iCs/>
+          <w:i/>
+        </w:rPr>
+        <w:t xml:space="preserve">bioRxiv.</w:t>
+      </w:r>
+      <w:r>
+        <w:t xml:space="preserve"> </w:t>
+      </w:r>
+      <w:r>
+        <w:t xml:space="preserve">https://doi.org/10.7554/eLife.102321.1</w:t>
+      </w:r>
+    </w:p>
+    <w:p>
+      <w:pPr>
+        <w:numPr>
+          <w:ilvl w:val="0"/>
+          <w:numId w:val="1002"/>
+        </w:numPr>
+      </w:pPr>
+      <w:r>
         <w:t xml:space="preserve">Schulz, A.J., Zhai, J., AuBuchon-Elder, T., El-Walid, M., Ferebee, T.H., Gilmore, E.H., Hufford, M.B., Johnson, L.C., Kellogg, E.A., La, T., Long, E., Miller, Z.R., Romay, M.C., Seetharam, A.S., Stitzer, M.C., Wrightsman, T., Buckler, E.S., Monier, B., &amp;</w:t>
       </w:r>
       <w:r>
@@ -2227,7 +2290,7 @@
           <w:iCs/>
           <w:i/>
         </w:rPr>
-        <w:t xml:space="preserve">Last updated: 2026-06-01</w:t>
+        <w:t xml:space="preserve">Last updated: 2026-06-11</w:t>
       </w:r>
     </w:p>
     <w:bookmarkEnd w:id="26"/>

--- a/cv.docx
+++ b/cv.docx
@@ -2,13 +2,13 @@
 <file path=word/document.xml><?xml version="1.0" encoding="utf-8"?>
 <w:document xmlns:w="http://schemas.openxmlformats.org/wordprocessingml/2006/main" xmlns:m="http://schemas.openxmlformats.org/officeDocument/2006/math" xmlns:r="http://schemas.openxmlformats.org/officeDocument/2006/relationships" xmlns:o="urn:schemas-microsoft-com:office:office" xmlns:v="urn:schemas-microsoft-com:vml" xmlns:w10="urn:schemas-microsoft-com:office:word" xmlns:a="http://schemas.openxmlformats.org/drawingml/2006/main" xmlns:pic="http://schemas.openxmlformats.org/drawingml/2006/picture" xmlns:wp="http://schemas.openxmlformats.org/drawingml/2006/wordprocessingDrawing">
   <w:body>
-    <w:bookmarkStart w:id="21" w:name="sheng-kai-hsu"/>
+    <w:bookmarkStart w:id="21" w:name="wei-yun-lai"/>
     <w:p>
       <w:pPr>
         <w:pStyle w:val="Heading1"/>
       </w:pPr>
       <w:r>
-        <w:t xml:space="preserve">Sheng-Kai Hsu</w:t>
+        <w:t xml:space="preserve">Wei-Yun Lai</w:t>
       </w:r>
     </w:p>
     <w:p>
@@ -42,7 +42,7 @@
         <w:t xml:space="preserve"> </w:t>
       </w:r>
       <w:r>
-        <w:t xml:space="preserve">sh2246@cornell.edu</w:t>
+        <w:t xml:space="preserve">wl748@cornell.edu</w:t>
       </w:r>
       <w:r>
         <w:br/>
@@ -62,7 +62,7 @@
           <w:rPr>
             <w:rStyle w:val="Hyperlink"/>
           </w:rPr>
-          <w:t xml:space="preserve">0000-0002-6942-7163</w:t>
+          <w:t xml:space="preserve">0000-0002-5101-8695</w:t>
         </w:r>
       </w:hyperlink>
     </w:p>
@@ -125,7 +125,7 @@
               <w:jc w:val="left"/>
             </w:pPr>
             <w:r>
-              <w:t xml:space="preserve">2022–present</w:t>
+              <w:t xml:space="preserve">2023–present</w:t>
             </w:r>
           </w:p>
         </w:tc>
@@ -177,7 +177,7 @@
               <w:jc w:val="left"/>
             </w:pPr>
             <w:r>
-              <w:t xml:space="preserve">2017–2021</w:t>
+              <w:t xml:space="preserve">2018–2023</w:t>
             </w:r>
           </w:p>
         </w:tc>
@@ -229,7 +229,59 @@
               <w:jc w:val="left"/>
             </w:pPr>
             <w:r>
-              <w:t xml:space="preserve">2014–2015</w:t>
+              <w:t xml:space="preserve">2017–2018</w:t>
+            </w:r>
+          </w:p>
+        </w:tc>
+        <w:tc>
+          <w:tcPr/>
+          <w:p>
+            <w:pPr>
+              <w:pStyle w:val="Compact"/>
+              <w:jc w:val="left"/>
+            </w:pPr>
+            <w:r>
+              <w:t xml:space="preserve">Research Assistant, Institute of Information Science, Academia Sinica</w:t>
+            </w:r>
+          </w:p>
+        </w:tc>
+      </w:tr>
+      <w:tr>
+        <w:tc>
+          <w:tcPr/>
+          <w:p>
+            <w:pPr>
+              <w:pStyle w:val="Compact"/>
+            </w:pPr>
+          </w:p>
+        </w:tc>
+        <w:tc>
+          <w:tcPr/>
+          <w:p>
+            <w:pPr>
+              <w:pStyle w:val="Compact"/>
+              <w:jc w:val="left"/>
+            </w:pPr>
+            <w:r>
+              <w:rPr>
+                <w:iCs/>
+                <w:i/>
+              </w:rPr>
+              <w:t xml:space="preserve">Advisor: Huai-Kuang Tsai</w:t>
+            </w:r>
+          </w:p>
+        </w:tc>
+      </w:tr>
+      <w:tr>
+        <w:tc>
+          <w:tcPr/>
+          <w:p>
+            <w:pPr>
+              <w:pStyle w:val="Compact"/>
+              <w:jc w:val="left"/>
+            </w:pPr>
+            <w:r>
+              <w:t xml:space="preserve">2015–2017</w:t>
             </w:r>
           </w:p>
         </w:tc>
@@ -267,7 +319,7 @@
                 <w:iCs/>
                 <w:i/>
               </w:rPr>
-              <w:t xml:space="preserve">Advisor: Chih-Wei Tung</w:t>
+              <w:t xml:space="preserve">Advisor: Li-Yu Liu</w:t>
             </w:r>
           </w:p>
         </w:tc>
@@ -281,7 +333,7 @@
               <w:jc w:val="left"/>
             </w:pPr>
             <w:r>
-              <w:t xml:space="preserve">2010–2014</w:t>
+              <w:t xml:space="preserve">2011–2015</w:t>
             </w:r>
           </w:p>
         </w:tc>
@@ -293,7 +345,7 @@
               <w:jc w:val="left"/>
             </w:pPr>
             <w:r>
-              <w:t xml:space="preserve">B.Sc., Department of Agronomy, National Taiwan University</w:t>
+              <w:t xml:space="preserve">B.Sc., Department of Agronomy, National Chung Hsing University</w:t>
             </w:r>
           </w:p>
         </w:tc>
@@ -326,58 +378,30 @@
         </w:numPr>
       </w:pPr>
       <w:r>
-        <w:t xml:space="preserve">Hale, C.O.,</w:t>
-      </w:r>
-      <w:r>
-        <w:t xml:space="preserve"> </w:t>
-      </w:r>
-      <w:r>
-        <w:rPr>
-          <w:bCs/>
-          <w:b/>
-        </w:rPr>
-        <w:t xml:space="preserve">Hsu, S-K.</w:t>
-      </w:r>
-      <w:r>
-        <w:t xml:space="preserve">, Zhai, J., Schulz, A., Aubuchon-Elder, T., Costa-Neto, G., Gelfond, A., El-Walid, M.Z., Hufford, M., Kellogg, E.A., La, T., Marand, A.P., Seetharam, A.S., Scheben, A., Stitzer, M.C., Wrightsman, T., Romay, M.C., &amp; Buckler, E.S. (2025).</w:t>
-      </w:r>
-      <w:r>
-        <w:t xml:space="preserve"> </w:t>
-      </w:r>
-      <w:r>
-        <w:rPr>
-          <w:bCs/>
-          <w:b/>
-        </w:rPr>
-        <w:t xml:space="preserve">Widespread turnover of a conserved cis</w:t>
-      </w:r>
-      <w:r>
-        <w:rPr>
-          <w:bCs/>
-          <w:b/>
-        </w:rPr>
-        <w:t xml:space="preserve"> </w:t>
-      </w:r>
-      <w:r>
-        <w:rPr>
-          <w:bCs/>
-          <w:b/>
-        </w:rPr>
-        <w:t xml:space="preserve">-</w:t>
-      </w:r>
-      <w:r>
-        <w:rPr>
-          <w:bCs/>
-          <w:b/>
-        </w:rPr>
-        <w:t xml:space="preserve"> </w:t>
-      </w:r>
-      <w:r>
-        <w:rPr>
-          <w:bCs/>
-          <w:b/>
-        </w:rPr>
-        <w:t xml:space="preserve">regulatory code across 589 grass species</w:t>
+        <w:t xml:space="preserve">Zhai, J., Gokaslan, A., Schiff, Y., Berthel, A., Liu, Z-Y.,</w:t>
+      </w:r>
+      <w:r>
+        <w:t xml:space="preserve"> </w:t>
+      </w:r>
+      <w:r>
+        <w:rPr>
+          <w:bCs/>
+          <w:b/>
+        </w:rPr>
+        <w:t xml:space="preserve">Lai, W-Y.</w:t>
+      </w:r>
+      <w:r>
+        <w:t xml:space="preserve">, Miller, Z.R., Scheben, A., Stitzer, M.C., Romay, M.C., Buckler, E.S., &amp; Kuleshov, V. (2025).</w:t>
+      </w:r>
+      <w:r>
+        <w:t xml:space="preserve"> </w:t>
+      </w:r>
+      <w:r>
+        <w:rPr>
+          <w:bCs/>
+          <w:b/>
+        </w:rPr>
+        <w:t xml:space="preserve">Cross-species modeling of plant genomes at single-nucleotide resolution using a pretrained DNA language model</w:t>
       </w:r>
       <w:r>
         <w:t xml:space="preserve">.</w:t>
@@ -390,7 +414,7 @@
           <w:iCs/>
           <w:i/>
         </w:rPr>
-        <w:t xml:space="preserve">Molecular Biology and Evolution</w:t>
+        <w:t xml:space="preserve">Proceedings of the National Academy of Sciences</w:t>
       </w:r>
       <w:r>
         <w:t xml:space="preserve">,</w:t>
@@ -403,10 +427,10 @@
           <w:iCs/>
           <w:i/>
         </w:rPr>
-        <w:t xml:space="preserve">43</w:t>
-      </w:r>
-      <w:r>
-        <w:t xml:space="preserve">(1). https://doi.org/10.1093/molbev/msaf324</w:t>
+        <w:t xml:space="preserve">122</w:t>
+      </w:r>
+      <w:r>
+        <w:t xml:space="preserve">(24). https://doi.org/10.1073/pnas.2421738122</w:t>
       </w:r>
     </w:p>
     <w:p>
@@ -417,61 +441,24 @@
         </w:numPr>
       </w:pPr>
       <w:r>
-        <w:t xml:space="preserve">Schulz, A.J., Zhai, J., AuBuchon‐Elder, T., Andorf, C.M., El‐Walid, M.Z., Ferebee, T.H., Gilmore, E.H., Hufford, M.B., Johnson, L.C., Kellogg, E.A., &amp;</w:t>
-      </w:r>
-      <w:r>
-        <w:t xml:space="preserve"> </w:t>
-      </w:r>
-      <w:r>
-        <w:rPr>
-          <w:iCs/>
-          <w:i/>
-        </w:rPr>
-        <w:t xml:space="preserve">et al.</w:t>
-      </w:r>
-      <w:r>
-        <w:t xml:space="preserve"> </w:t>
-      </w:r>
-      <w:r>
-        <w:t xml:space="preserve">(2025).</w:t>
-      </w:r>
-      <w:r>
-        <w:t xml:space="preserve"> </w:t>
-      </w:r>
-      <w:r>
-        <w:rPr>
-          <w:bCs/>
-          <w:b/>
-        </w:rPr>
-        <w:t xml:space="preserve">Fishing for a</w:t>
-      </w:r>
-      <w:r>
-        <w:rPr>
-          <w:bCs/>
-          <w:b/>
-        </w:rPr>
-        <w:t xml:space="preserve"> </w:t>
-      </w:r>
-      <w:r>
-        <w:rPr>
-          <w:bCs/>
-          <w:b/>
-        </w:rPr>
-        <w:t xml:space="preserve">reelGene</w:t>
-      </w:r>
-      <w:r>
-        <w:rPr>
-          <w:bCs/>
-          <w:b/>
-        </w:rPr>
-        <w:t xml:space="preserve"> </w:t>
-      </w:r>
-      <w:r>
-        <w:rPr>
-          <w:bCs/>
-          <w:b/>
-        </w:rPr>
-        <w:t xml:space="preserve">: evaluating gene models with evolution and machine learning</w:t>
+        <w:rPr>
+          <w:bCs/>
+          <w:b/>
+        </w:rPr>
+        <w:t xml:space="preserve">Lai, W-Y.</w:t>
+      </w:r>
+      <w:r>
+        <w:t xml:space="preserve">, Hsu, S-K., Futschik, A., &amp; Schlötterer, C. (2025).</w:t>
+      </w:r>
+      <w:r>
+        <w:t xml:space="preserve"> </w:t>
+      </w:r>
+      <w:r>
+        <w:rPr>
+          <w:bCs/>
+          <w:b/>
+        </w:rPr>
+        <w:t xml:space="preserve">Pleiotropy increases parallel selection signatures during adaptation from standing genetic variation</w:t>
       </w:r>
       <w:r>
         <w:t xml:space="preserve">.</w:t>
@@ -484,7 +471,7 @@
           <w:iCs/>
           <w:i/>
         </w:rPr>
-        <w:t xml:space="preserve">The Plant Journal</w:t>
+        <w:t xml:space="preserve">eLife</w:t>
       </w:r>
       <w:r>
         <w:t xml:space="preserve">,</w:t>
@@ -497,10 +484,10 @@
           <w:iCs/>
           <w:i/>
         </w:rPr>
-        <w:t xml:space="preserve">123</w:t>
-      </w:r>
-      <w:r>
-        <w:t xml:space="preserve">(6). https://doi.org/10.1111/tpj.70483</w:t>
+        <w:t xml:space="preserve">13</w:t>
+      </w:r>
+      <w:r>
+        <w:t xml:space="preserve">. https://doi.org/10.7554/elife.102321.3</w:t>
       </w:r>
     </w:p>
     <w:p>
@@ -511,33 +498,30 @@
         </w:numPr>
       </w:pPr>
       <w:r>
-        <w:t xml:space="preserve">Ojeda-Rivera, J.O., Barnes, A.C., Ainsworth, E.A., Angelovici, R., Basso, B., Brindisi, L.J., Brooks, M.D., Busch, W., Buttelmann, G.L., Castellano, M.J., &amp;</w:t>
-      </w:r>
-      <w:r>
-        <w:t xml:space="preserve"> </w:t>
-      </w:r>
-      <w:r>
-        <w:rPr>
-          <w:iCs/>
-          <w:i/>
-        </w:rPr>
-        <w:t xml:space="preserve">et al.</w:t>
-      </w:r>
-      <w:r>
-        <w:t xml:space="preserve"> </w:t>
-      </w:r>
-      <w:r>
-        <w:t xml:space="preserve">(2025).</w:t>
-      </w:r>
-      <w:r>
-        <w:t xml:space="preserve"> </w:t>
-      </w:r>
-      <w:r>
-        <w:rPr>
-          <w:bCs/>
-          <w:b/>
-        </w:rPr>
-        <w:t xml:space="preserve">Designing a nitrogen-efficient cold-tolerant maize for modern agricultural systems</w:t>
+        <w:t xml:space="preserve">Hsu, S-K.,</w:t>
+      </w:r>
+      <w:r>
+        <w:t xml:space="preserve"> </w:t>
+      </w:r>
+      <w:r>
+        <w:rPr>
+          <w:bCs/>
+          <w:b/>
+        </w:rPr>
+        <w:t xml:space="preserve">Lai, W-Y.</w:t>
+      </w:r>
+      <w:r>
+        <w:t xml:space="preserve">, Novak, J., Lehner, F., Jakšić, A.M., Versace, E., &amp; Schlötterer, C. (2024).</w:t>
+      </w:r>
+      <w:r>
+        <w:t xml:space="preserve"> </w:t>
+      </w:r>
+      <w:r>
+        <w:rPr>
+          <w:bCs/>
+          <w:b/>
+        </w:rPr>
+        <w:t xml:space="preserve">Reproductive isolation arises during laboratory adaptation to a novel hot environment</w:t>
       </w:r>
       <w:r>
         <w:t xml:space="preserve">.</w:t>
@@ -550,7 +534,7 @@
           <w:iCs/>
           <w:i/>
         </w:rPr>
-        <w:t xml:space="preserve">The Plant Cell</w:t>
+        <w:t xml:space="preserve">Genome Biology</w:t>
       </w:r>
       <w:r>
         <w:t xml:space="preserve">,</w:t>
@@ -563,10 +547,10 @@
           <w:iCs/>
           <w:i/>
         </w:rPr>
-        <w:t xml:space="preserve">37</w:t>
-      </w:r>
-      <w:r>
-        <w:t xml:space="preserve">(7). https://doi.org/10.1093/plcell/koaf139</w:t>
+        <w:t xml:space="preserve">25</w:t>
+      </w:r>
+      <w:r>
+        <w:t xml:space="preserve">(1). https://doi.org/10.1186/s13059-024-03285-9</w:t>
       </w:r>
     </w:p>
     <w:p>
@@ -581,20 +565,20 @@
           <w:bCs/>
           <w:b/>
         </w:rPr>
-        <w:t xml:space="preserve">Hsu, S-K.</w:t>
-      </w:r>
-      <w:r>
-        <w:t xml:space="preserve">, Emmett, B.D., Haafke, A., Costa‐Neto, G., Schulz, A.J., Lepak, N., La, T., AuBuchon‐Elder, T.M., Hale, C.O., Raglin, S.S., Ojeda‐Rivera, J.O., Kent, A.D., Kellogg, E.A., Romay, M.C., &amp; Buckler, E.S. (2025).</w:t>
-      </w:r>
-      <w:r>
-        <w:t xml:space="preserve"> </w:t>
-      </w:r>
-      <w:r>
-        <w:rPr>
-          <w:bCs/>
-          <w:b/>
-        </w:rPr>
-        <w:t xml:space="preserve">Contrasting rhizosphere nitrogen dynamics in Andropogoneae grasses</w:t>
+        <w:t xml:space="preserve">Lai, W-Y.</w:t>
+      </w:r>
+      <w:r>
+        <w:t xml:space="preserve">, Nolte, V., Jakšić, A.M., &amp; Schlötterer, C. (2024).</w:t>
+      </w:r>
+      <w:r>
+        <w:t xml:space="preserve"> </w:t>
+      </w:r>
+      <w:r>
+        <w:rPr>
+          <w:bCs/>
+          <w:b/>
+        </w:rPr>
+        <w:t xml:space="preserve">Evolution of Phenotypic Variance Provides Insights into the Genetic Basis of Adaptation</w:t>
       </w:r>
       <w:r>
         <w:t xml:space="preserve">.</w:t>
@@ -607,7 +591,7 @@
           <w:iCs/>
           <w:i/>
         </w:rPr>
-        <w:t xml:space="preserve">The Plant Journal</w:t>
+        <w:t xml:space="preserve">Genome Biology and Evolution</w:t>
       </w:r>
       <w:r>
         <w:t xml:space="preserve">,</w:t>
@@ -620,10 +604,10 @@
           <w:iCs/>
           <w:i/>
         </w:rPr>
-        <w:t xml:space="preserve">123</w:t>
-      </w:r>
-      <w:r>
-        <w:t xml:space="preserve">(1). https://doi.org/10.1111/tpj.70319</w:t>
+        <w:t xml:space="preserve">16</w:t>
+      </w:r>
+      <w:r>
+        <w:t xml:space="preserve">(4). https://doi.org/10.1093/gbe/evae077</w:t>
       </w:r>
     </w:p>
     <w:p>
@@ -634,30 +618,24 @@
         </w:numPr>
       </w:pPr>
       <w:r>
-        <w:t xml:space="preserve">Thorhölludottir, D.A.V.,</w:t>
-      </w:r>
-      <w:r>
-        <w:t xml:space="preserve"> </w:t>
-      </w:r>
-      <w:r>
-        <w:rPr>
-          <w:bCs/>
-          <w:b/>
-        </w:rPr>
-        <w:t xml:space="preserve">Hsu, S-K.</w:t>
-      </w:r>
-      <w:r>
-        <w:t xml:space="preserve">, Barghi, N., Mallard, F., Nolte, V., &amp; Schlötterer, C. (2025).</w:t>
-      </w:r>
-      <w:r>
-        <w:t xml:space="preserve"> </w:t>
-      </w:r>
-      <w:r>
-        <w:rPr>
-          <w:bCs/>
-          <w:b/>
-        </w:rPr>
-        <w:t xml:space="preserve">Reduced Parallel Gene Expression Evolution With Increasing Genetic Divergence—A Hallmark of Polygenic Adaptation</w:t>
+        <w:rPr>
+          <w:bCs/>
+          <w:b/>
+        </w:rPr>
+        <w:t xml:space="preserve">Lai, W-Y.</w:t>
+      </w:r>
+      <w:r>
+        <w:t xml:space="preserve">, Otte, K.A., &amp; Schlötterer, C. (2023).</w:t>
+      </w:r>
+      <w:r>
+        <w:t xml:space="preserve"> </w:t>
+      </w:r>
+      <w:r>
+        <w:rPr>
+          <w:bCs/>
+          <w:b/>
+        </w:rPr>
+        <w:t xml:space="preserve">Evolution of Metabolome and Transcriptome Supports a Hierarchical Organization of Adaptive Traits</w:t>
       </w:r>
       <w:r>
         <w:t xml:space="preserve">.</w:t>
@@ -670,7 +648,7 @@
           <w:iCs/>
           <w:i/>
         </w:rPr>
-        <w:t xml:space="preserve">Molecular Ecology</w:t>
+        <w:t xml:space="preserve">Genome Biology and Evolution</w:t>
       </w:r>
       <w:r>
         <w:t xml:space="preserve">,</w:t>
@@ -683,10 +661,10 @@
           <w:iCs/>
           <w:i/>
         </w:rPr>
-        <w:t xml:space="preserve">34</w:t>
-      </w:r>
-      <w:r>
-        <w:t xml:space="preserve">(12). https://doi.org/10.1111/mec.17803</w:t>
+        <w:t xml:space="preserve">15</w:t>
+      </w:r>
+      <w:r>
+        <w:t xml:space="preserve">(6). https://doi.org/10.1093/gbe/evad098</w:t>
       </w:r>
     </w:p>
     <w:p>
@@ -697,30 +675,30 @@
         </w:numPr>
       </w:pPr>
       <w:r>
-        <w:t xml:space="preserve">Lai, W-Y.,</w:t>
-      </w:r>
-      <w:r>
-        <w:t xml:space="preserve"> </w:t>
-      </w:r>
-      <w:r>
-        <w:rPr>
-          <w:bCs/>
-          <w:b/>
-        </w:rPr>
-        <w:t xml:space="preserve">Hsu, S-K.</w:t>
-      </w:r>
-      <w:r>
-        <w:t xml:space="preserve">, Futschik, A., &amp; Schlötterer, C. (2025).</w:t>
-      </w:r>
-      <w:r>
-        <w:t xml:space="preserve"> </w:t>
-      </w:r>
-      <w:r>
-        <w:rPr>
-          <w:bCs/>
-          <w:b/>
-        </w:rPr>
-        <w:t xml:space="preserve">Pleiotropy increases parallel selection signatures during adaptation from standing genetic variation</w:t>
+        <w:t xml:space="preserve">Christodoulaki, E., Nolte, V.,</w:t>
+      </w:r>
+      <w:r>
+        <w:t xml:space="preserve"> </w:t>
+      </w:r>
+      <w:r>
+        <w:rPr>
+          <w:bCs/>
+          <w:b/>
+        </w:rPr>
+        <w:t xml:space="preserve">Lai, W-Y.</w:t>
+      </w:r>
+      <w:r>
+        <w:t xml:space="preserve">, &amp; Schlötterer, C. (2022).</w:t>
+      </w:r>
+      <w:r>
+        <w:t xml:space="preserve"> </w:t>
+      </w:r>
+      <w:r>
+        <w:rPr>
+          <w:bCs/>
+          <w:b/>
+        </w:rPr>
+        <w:t xml:space="preserve">Natural variation in Drosophila shows weak pleiotropic effects</w:t>
       </w:r>
       <w:r>
         <w:t xml:space="preserve">.</w:t>
@@ -733,7 +711,7 @@
           <w:iCs/>
           <w:i/>
         </w:rPr>
-        <w:t xml:space="preserve">eLife</w:t>
+        <w:t xml:space="preserve">Genome Biology</w:t>
       </w:r>
       <w:r>
         <w:t xml:space="preserve">,</w:t>
@@ -746,10 +724,10 @@
           <w:iCs/>
           <w:i/>
         </w:rPr>
-        <w:t xml:space="preserve">13</w:t>
-      </w:r>
-      <w:r>
-        <w:t xml:space="preserve">. https://doi.org/10.7554/eLife.102321.3</w:t>
+        <w:t xml:space="preserve">23</w:t>
+      </w:r>
+      <w:r>
+        <w:t xml:space="preserve">(1). https://doi.org/10.1186/s13059-022-02680-4</w:t>
       </w:r>
     </w:p>
     <w:p>
@@ -764,20 +742,20 @@
           <w:bCs/>
           <w:b/>
         </w:rPr>
-        <w:t xml:space="preserve">Hsu, S-K.</w:t>
-      </w:r>
-      <w:r>
-        <w:t xml:space="preserve">, Lai, W-Y., Novak, J., Lehner, F., Jakšić, A.M., Versace, E., &amp; Schlötterer, C. (2024).</w:t>
-      </w:r>
-      <w:r>
-        <w:t xml:space="preserve"> </w:t>
-      </w:r>
-      <w:r>
-        <w:rPr>
-          <w:bCs/>
-          <w:b/>
-        </w:rPr>
-        <w:t xml:space="preserve">Reproductive isolation arises during laboratory adaptation to a novel hot environment</w:t>
+        <w:t xml:space="preserve">Lai, W-Y.</w:t>
+      </w:r>
+      <w:r>
+        <w:t xml:space="preserve">, &amp; Schlötterer, C. (2021).</w:t>
+      </w:r>
+      <w:r>
+        <w:t xml:space="preserve"> </w:t>
+      </w:r>
+      <w:r>
+        <w:rPr>
+          <w:bCs/>
+          <w:b/>
+        </w:rPr>
+        <w:t xml:space="preserve">Evolution of phenotypic variance in response to a novel hot environment</w:t>
       </w:r>
       <w:r>
         <w:t xml:space="preserve">.</w:t>
@@ -790,7 +768,7 @@
           <w:iCs/>
           <w:i/>
         </w:rPr>
-        <w:t xml:space="preserve">Genome Biology</w:t>
+        <w:t xml:space="preserve">Molecular Ecology</w:t>
       </w:r>
       <w:r>
         <w:t xml:space="preserve">,</w:t>
@@ -803,10 +781,10 @@
           <w:iCs/>
           <w:i/>
         </w:rPr>
-        <w:t xml:space="preserve">25</w:t>
-      </w:r>
-      <w:r>
-        <w:t xml:space="preserve">(1). https://doi.org/10.1186/s13059-024-03285-9</w:t>
+        <w:t xml:space="preserve">31</w:t>
+      </w:r>
+      <w:r>
+        <w:t xml:space="preserve">(3), 934-945. https://doi.org/10.1111/mec.16274</w:t>
       </w:r>
     </w:p>
     <w:p>
@@ -817,44 +795,30 @@
         </w:numPr>
       </w:pPr>
       <w:r>
-        <w:t xml:space="preserve">Buchner, S.,</w:t>
-      </w:r>
-      <w:r>
-        <w:t xml:space="preserve"> </w:t>
-      </w:r>
-      <w:r>
-        <w:rPr>
-          <w:bCs/>
-          <w:b/>
-        </w:rPr>
-        <w:t xml:space="preserve">Hsu, S-K.</w:t>
-      </w:r>
-      <w:r>
-        <w:t xml:space="preserve">, Nolte, V., Otte, K.A., &amp; Schlötterer, C. (2023).</w:t>
-      </w:r>
-      <w:r>
-        <w:t xml:space="preserve"> </w:t>
-      </w:r>
-      <w:r>
-        <w:rPr>
-          <w:bCs/>
-          <w:b/>
-        </w:rPr>
-        <w:t xml:space="preserve">Effects of larval crowding on the transcriptome of</w:t>
-      </w:r>
-      <w:r>
-        <w:rPr>
-          <w:bCs/>
-          <w:b/>
-        </w:rPr>
-        <w:t xml:space="preserve"> </w:t>
-      </w:r>
-      <w:r>
-        <w:rPr>
-          <w:bCs/>
-          <w:b/>
-        </w:rPr>
-        <w:t xml:space="preserve">Drosophila simulans</w:t>
+        <w:t xml:space="preserve">Huang, J-H., Liao, Y-R., Lin, T-C., Tsai, C-H.,</w:t>
+      </w:r>
+      <w:r>
+        <w:t xml:space="preserve"> </w:t>
+      </w:r>
+      <w:r>
+        <w:rPr>
+          <w:bCs/>
+          <w:b/>
+        </w:rPr>
+        <w:t xml:space="preserve">Lai, W-Y.</w:t>
+      </w:r>
+      <w:r>
+        <w:t xml:space="preserve">, Chou, Y-K., Leu, J-Y., Tsai, H-K., &amp; Kao, C-F. (2021).</w:t>
+      </w:r>
+      <w:r>
+        <w:t xml:space="preserve"> </w:t>
+      </w:r>
+      <w:r>
+        <w:rPr>
+          <w:bCs/>
+          <w:b/>
+        </w:rPr>
+        <w:t xml:space="preserve">iTARGEX analysis of yeast deletome reveals novel regulators of transcriptional buffering in S phase and protein turnover</w:t>
       </w:r>
       <w:r>
         <w:t xml:space="preserve">.</w:t>
@@ -867,7 +831,7 @@
           <w:iCs/>
           <w:i/>
         </w:rPr>
-        <w:t xml:space="preserve">Evolutionary Applications</w:t>
+        <w:t xml:space="preserve">Nucleic Acids Research</w:t>
       </w:r>
       <w:r>
         <w:t xml:space="preserve">,</w:t>
@@ -880,421 +844,10 @@
           <w:iCs/>
           <w:i/>
         </w:rPr>
-        <w:t xml:space="preserve">16</w:t>
-      </w:r>
-      <w:r>
-        <w:t xml:space="preserve">(10), 1671-1679. https://doi.org/10.1111/eva.13592</w:t>
-      </w:r>
-    </w:p>
-    <w:p>
-      <w:pPr>
-        <w:numPr>
-          <w:ilvl w:val="0"/>
-          <w:numId w:val="1001"/>
-        </w:numPr>
-      </w:pPr>
-      <w:r>
-        <w:rPr>
-          <w:bCs/>
-          <w:b/>
-        </w:rPr>
-        <w:t xml:space="preserve">Hsu, S-K.</w:t>
-      </w:r>
-      <w:r>
-        <w:t xml:space="preserve">, Belmouaden, C., Nolte, V., &amp; Schlötterer, C. (2020).</w:t>
-      </w:r>
-      <w:r>
-        <w:t xml:space="preserve"> </w:t>
-      </w:r>
-      <w:r>
-        <w:rPr>
-          <w:bCs/>
-          <w:b/>
-        </w:rPr>
-        <w:t xml:space="preserve">Parallel gene expression evolution in natural and laboratory evolved populations</w:t>
-      </w:r>
-      <w:r>
-        <w:t xml:space="preserve">.</w:t>
-      </w:r>
-      <w:r>
-        <w:t xml:space="preserve"> </w:t>
-      </w:r>
-      <w:r>
-        <w:rPr>
-          <w:iCs/>
-          <w:i/>
-        </w:rPr>
-        <w:t xml:space="preserve">Molecular Ecology</w:t>
-      </w:r>
-      <w:r>
-        <w:t xml:space="preserve">,</w:t>
-      </w:r>
-      <w:r>
-        <w:t xml:space="preserve"> </w:t>
-      </w:r>
-      <w:r>
-        <w:rPr>
-          <w:iCs/>
-          <w:i/>
-        </w:rPr>
-        <w:t xml:space="preserve">30</w:t>
-      </w:r>
-      <w:r>
-        <w:t xml:space="preserve">(4), 884-894. https://doi.org/10.1111/mec.15649</w:t>
-      </w:r>
-    </w:p>
-    <w:p>
-      <w:pPr>
-        <w:numPr>
-          <w:ilvl w:val="0"/>
-          <w:numId w:val="1001"/>
-        </w:numPr>
-      </w:pPr>
-      <w:r>
-        <w:t xml:space="preserve">Jakšić, A.M., Karner, J., Nolte, V.,</w:t>
-      </w:r>
-      <w:r>
-        <w:t xml:space="preserve"> </w:t>
-      </w:r>
-      <w:r>
-        <w:rPr>
-          <w:bCs/>
-          <w:b/>
-        </w:rPr>
-        <w:t xml:space="preserve">Hsu, S-K.</w:t>
-      </w:r>
-      <w:r>
-        <w:t xml:space="preserve">, Barghi, N., Mallard, F., Otte, K.A., Svečnjak, L., Senti, K-A., &amp; Schlötterer, C. (2020).</w:t>
-      </w:r>
-      <w:r>
-        <w:t xml:space="preserve"> </w:t>
-      </w:r>
-      <w:r>
-        <w:rPr>
-          <w:bCs/>
-          <w:b/>
-        </w:rPr>
-        <w:t xml:space="preserve">Neuronal Function and Dopamine Signaling Evolve at High Temperature in Drosophila</w:t>
-      </w:r>
-      <w:r>
-        <w:t xml:space="preserve">.</w:t>
-      </w:r>
-      <w:r>
-        <w:t xml:space="preserve"> </w:t>
-      </w:r>
-      <w:r>
-        <w:rPr>
-          <w:iCs/>
-          <w:i/>
-        </w:rPr>
-        <w:t xml:space="preserve">Molecular Biology and Evolution</w:t>
-      </w:r>
-      <w:r>
-        <w:t xml:space="preserve">,</w:t>
-      </w:r>
-      <w:r>
-        <w:t xml:space="preserve"> </w:t>
-      </w:r>
-      <w:r>
-        <w:rPr>
-          <w:iCs/>
-          <w:i/>
-        </w:rPr>
-        <w:t xml:space="preserve">37</w:t>
-      </w:r>
-      <w:r>
-        <w:t xml:space="preserve">(9), 2630-2640. https://doi.org/10.1093/molbev/msaa116</w:t>
-      </w:r>
-    </w:p>
-    <w:p>
-      <w:pPr>
-        <w:numPr>
-          <w:ilvl w:val="0"/>
-          <w:numId w:val="1001"/>
-        </w:numPr>
-      </w:pPr>
-      <w:r>
-        <w:rPr>
-          <w:bCs/>
-          <w:b/>
-        </w:rPr>
-        <w:t xml:space="preserve">Hsu, S-K.</w:t>
-      </w:r>
-      <w:r>
-        <w:t xml:space="preserve">, Jakšić, A.M., Nolte, V., Lirakis, M., Kofler, R., Barghi, N., Versace, E., &amp; Schlötterer, C. (2020).</w:t>
-      </w:r>
-      <w:r>
-        <w:t xml:space="preserve"> </w:t>
-      </w:r>
-      <w:r>
-        <w:rPr>
-          <w:bCs/>
-          <w:b/>
-        </w:rPr>
-        <w:t xml:space="preserve">Rapid sex-specific adaptation to high temperature in Drosophila</w:t>
-      </w:r>
-      <w:r>
-        <w:t xml:space="preserve">.</w:t>
-      </w:r>
-      <w:r>
-        <w:t xml:space="preserve"> </w:t>
-      </w:r>
-      <w:r>
-        <w:rPr>
-          <w:iCs/>
-          <w:i/>
-        </w:rPr>
-        <w:t xml:space="preserve">eLife</w:t>
-      </w:r>
-      <w:r>
-        <w:t xml:space="preserve">,</w:t>
-      </w:r>
-      <w:r>
-        <w:t xml:space="preserve"> </w:t>
-      </w:r>
-      <w:r>
-        <w:rPr>
-          <w:iCs/>
-          <w:i/>
-        </w:rPr>
-        <w:t xml:space="preserve">9</w:t>
-      </w:r>
-      <w:r>
-        <w:t xml:space="preserve">. https://doi.org/10.7554/eLife.53237</w:t>
-      </w:r>
-    </w:p>
-    <w:p>
-      <w:pPr>
-        <w:numPr>
-          <w:ilvl w:val="0"/>
-          <w:numId w:val="1001"/>
-        </w:numPr>
-      </w:pPr>
-      <w:r>
-        <w:rPr>
-          <w:bCs/>
-          <w:b/>
-        </w:rPr>
-        <w:t xml:space="preserve">Hsu, S-K.</w:t>
-      </w:r>
-      <w:r>
-        <w:t xml:space="preserve">, Jakšić, A.M., Nolte, V., Barghi, N., Mallard, F., Otte, K.A., &amp; Schlötterer, C. (2019).</w:t>
-      </w:r>
-      <w:r>
-        <w:t xml:space="preserve"> </w:t>
-      </w:r>
-      <w:r>
-        <w:rPr>
-          <w:bCs/>
-          <w:b/>
-        </w:rPr>
-        <w:t xml:space="preserve">A 24 h Age Difference Causes Twice as Much Gene Expression Divergence as 100 Generations of Adaptation to a Novel Environment</w:t>
-      </w:r>
-      <w:r>
-        <w:t xml:space="preserve">.</w:t>
-      </w:r>
-      <w:r>
-        <w:t xml:space="preserve"> </w:t>
-      </w:r>
-      <w:r>
-        <w:rPr>
-          <w:iCs/>
-          <w:i/>
-        </w:rPr>
-        <w:t xml:space="preserve">Genes</w:t>
-      </w:r>
-      <w:r>
-        <w:t xml:space="preserve">,</w:t>
-      </w:r>
-      <w:r>
-        <w:t xml:space="preserve"> </w:t>
-      </w:r>
-      <w:r>
-        <w:rPr>
-          <w:iCs/>
-          <w:i/>
-        </w:rPr>
-        <w:t xml:space="preserve">10</w:t>
-      </w:r>
-      <w:r>
-        <w:t xml:space="preserve">(2), 89. https://doi.org/10.3390/genes10020089</w:t>
-      </w:r>
-    </w:p>
-    <w:p>
-      <w:pPr>
-        <w:numPr>
-          <w:ilvl w:val="0"/>
-          <w:numId w:val="1001"/>
-        </w:numPr>
-      </w:pPr>
-      <w:r>
-        <w:t xml:space="preserve">Lin, P-C., Tsai, Y-C.,</w:t>
-      </w:r>
-      <w:r>
-        <w:t xml:space="preserve"> </w:t>
-      </w:r>
-      <w:r>
-        <w:rPr>
-          <w:bCs/>
-          <w:b/>
-        </w:rPr>
-        <w:t xml:space="preserve">Hsu, S-K.</w:t>
-      </w:r>
-      <w:r>
-        <w:t xml:space="preserve">, Ou, J-H., Liao, C-T., &amp; Tung, C-W. (2018).</w:t>
-      </w:r>
-      <w:r>
-        <w:t xml:space="preserve"> </w:t>
-      </w:r>
-      <w:r>
-        <w:rPr>
-          <w:bCs/>
-          <w:b/>
-        </w:rPr>
-        <w:t xml:space="preserve">Identification of natural variants affecting chlorophyll content dynamics during rice seedling development</w:t>
-      </w:r>
-      <w:r>
-        <w:t xml:space="preserve">.</w:t>
-      </w:r>
-      <w:r>
-        <w:t xml:space="preserve"> </w:t>
-      </w:r>
-      <w:r>
-        <w:rPr>
-          <w:iCs/>
-          <w:i/>
-        </w:rPr>
-        <w:t xml:space="preserve">Plant Breeding</w:t>
-      </w:r>
-      <w:r>
-        <w:t xml:space="preserve">,</w:t>
-      </w:r>
-      <w:r>
-        <w:t xml:space="preserve"> </w:t>
-      </w:r>
-      <w:r>
-        <w:rPr>
-          <w:iCs/>
-          <w:i/>
-        </w:rPr>
-        <w:t xml:space="preserve">137</w:t>
-      </w:r>
-      <w:r>
-        <w:t xml:space="preserve">(3), 355-363. https://doi.org/10.1111/pbr.12584</w:t>
-      </w:r>
-    </w:p>
-    <w:p>
-      <w:pPr>
-        <w:numPr>
-          <w:ilvl w:val="0"/>
-          <w:numId w:val="1001"/>
-        </w:numPr>
-      </w:pPr>
-      <w:r>
-        <w:rPr>
-          <w:bCs/>
-          <w:b/>
-        </w:rPr>
-        <w:t xml:space="preserve">Hsu, S-K.</w:t>
-      </w:r>
-      <w:r>
-        <w:t xml:space="preserve">, &amp; Tung, C-W. (2017).</w:t>
-      </w:r>
-      <w:r>
-        <w:t xml:space="preserve"> </w:t>
-      </w:r>
-      <w:r>
-        <w:rPr>
-          <w:bCs/>
-          <w:b/>
-        </w:rPr>
-        <w:t xml:space="preserve">RNA-Seq Analysis of Diverse Rice Genotypes to Identify the Genes Controlling Coleoptile Growth during Submerged Germination</w:t>
-      </w:r>
-      <w:r>
-        <w:t xml:space="preserve">.</w:t>
-      </w:r>
-      <w:r>
-        <w:t xml:space="preserve"> </w:t>
-      </w:r>
-      <w:r>
-        <w:rPr>
-          <w:iCs/>
-          <w:i/>
-        </w:rPr>
-        <w:t xml:space="preserve">Frontiers in Plant Science</w:t>
-      </w:r>
-      <w:r>
-        <w:t xml:space="preserve">,</w:t>
-      </w:r>
-      <w:r>
-        <w:t xml:space="preserve"> </w:t>
-      </w:r>
-      <w:r>
-        <w:rPr>
-          <w:iCs/>
-          <w:i/>
-        </w:rPr>
-        <w:t xml:space="preserve">8</w:t>
-      </w:r>
-      <w:r>
-        <w:t xml:space="preserve">. https://doi.org/10.3389/fpls.2017.00762</w:t>
-      </w:r>
-    </w:p>
-    <w:p>
-      <w:pPr>
-        <w:numPr>
-          <w:ilvl w:val="0"/>
-          <w:numId w:val="1001"/>
-        </w:numPr>
-      </w:pPr>
-      <w:r>
-        <w:rPr>
-          <w:bCs/>
-          <w:b/>
-        </w:rPr>
-        <w:t xml:space="preserve">Hsu, S-K.</w:t>
-      </w:r>
-      <w:r>
-        <w:t xml:space="preserve">, &amp; Tung, C-W. (2015).</w:t>
-      </w:r>
-      <w:r>
-        <w:t xml:space="preserve"> </w:t>
-      </w:r>
-      <w:r>
-        <w:rPr>
-          <w:bCs/>
-          <w:b/>
-        </w:rPr>
-        <w:t xml:space="preserve">Genetic Mapping of Anaerobic Germination-Associated QTLs Controlling Coleoptile Elongation in Rice</w:t>
-      </w:r>
-      <w:r>
-        <w:t xml:space="preserve">.</w:t>
-      </w:r>
-      <w:r>
-        <w:t xml:space="preserve"> </w:t>
-      </w:r>
-      <w:r>
-        <w:rPr>
-          <w:iCs/>
-          <w:i/>
-        </w:rPr>
-        <w:t xml:space="preserve">Rice</w:t>
-      </w:r>
-      <w:r>
-        <w:t xml:space="preserve">,</w:t>
-      </w:r>
-      <w:r>
-        <w:t xml:space="preserve"> </w:t>
-      </w:r>
-      <w:r>
-        <w:rPr>
-          <w:iCs/>
-          <w:i/>
-        </w:rPr>
-        <w:t xml:space="preserve">8</w:t>
-      </w:r>
-      <w:r>
-        <w:t xml:space="preserve">(1). https://doi.org/10.1186/s12284-015-0072-3</w:t>
+        <w:t xml:space="preserve">49</w:t>
+      </w:r>
+      <w:r>
+        <w:t xml:space="preserve">(13), 7318-7329. https://doi.org/10.1093/nar/gkab555</w:t>
       </w:r>
     </w:p>
     <w:bookmarkEnd w:id="23"/>
@@ -1315,14 +868,20 @@
         </w:numPr>
       </w:pPr>
       <w:r>
-        <w:rPr>
-          <w:bCs/>
-          <w:b/>
-        </w:rPr>
-        <w:t xml:space="preserve">Hsu, S-K.</w:t>
-      </w:r>
-      <w:r>
-        <w:t xml:space="preserve">, Schulz, A.J., Hale, C.O., Costa-Neto, G., Miller, Z.R., Stitzer, M.C., Wrightsman, T., Zhai, J., Lai, W-Y., Dawson, H.D., &amp;</w:t>
+        <w:t xml:space="preserve">Hsu, S-K., Schulz, A.J., Hale, C.O., Costa-Neto, G., Miller, Z.R., Stitzer, M.C., Wrightsman, T., Zhai, J.,</w:t>
+      </w:r>
+      <w:r>
+        <w:t xml:space="preserve"> </w:t>
+      </w:r>
+      <w:r>
+        <w:rPr>
+          <w:bCs/>
+          <w:b/>
+        </w:rPr>
+        <w:t xml:space="preserve">Lai, W-Y.</w:t>
+      </w:r>
+      <w:r>
+        <w:t xml:space="preserve">, Dawson, H.D., &amp;</w:t>
       </w:r>
       <w:r>
         <w:t xml:space="preserve"> </w:t>
@@ -1378,30 +937,30 @@
         </w:numPr>
       </w:pPr>
       <w:r>
-        <w:t xml:space="preserve">Ojeda-Rivera, J.O., Oren, E.,</w:t>
-      </w:r>
-      <w:r>
-        <w:t xml:space="preserve"> </w:t>
-      </w:r>
-      <w:r>
-        <w:rPr>
-          <w:bCs/>
-          <w:b/>
-        </w:rPr>
-        <w:t xml:space="preserve">Hsu, S-K.</w:t>
-      </w:r>
-      <w:r>
-        <w:t xml:space="preserve">, Lepak, N., La, T., Zhai, J., Stitzer, M.C., Yobi, A., Angelovici, R., Buckler, E.S., &amp; Romay, M.C. (2026).</w:t>
-      </w:r>
-      <w:r>
-        <w:t xml:space="preserve"> </w:t>
-      </w:r>
-      <w:r>
-        <w:rPr>
-          <w:bCs/>
-          <w:b/>
-        </w:rPr>
-        <w:t xml:space="preserve">A transcriptomic atlas of grass senescence reveals divergent underground sink networks limit nitrogen recycling in annuals</w:t>
+        <w:t xml:space="preserve">Epstein, R., Wheeler, J., Hubisz, M., Sun, Q., Bukowski, R., Zhai, J.,</w:t>
+      </w:r>
+      <w:r>
+        <w:t xml:space="preserve"> </w:t>
+      </w:r>
+      <w:r>
+        <w:rPr>
+          <w:bCs/>
+          <w:b/>
+        </w:rPr>
+        <w:t xml:space="preserve">Lai, W-Y.</w:t>
+      </w:r>
+      <w:r>
+        <w:t xml:space="preserve">, Buckler, E., &amp; Pawlowski, W.P. (2024).</w:t>
+      </w:r>
+      <w:r>
+        <w:t xml:space="preserve"> </w:t>
+      </w:r>
+      <w:r>
+        <w:rPr>
+          <w:bCs/>
+          <w:b/>
+        </w:rPr>
+        <w:t xml:space="preserve">The maize recombination landscape evolved during domestication</w:t>
       </w:r>
       <w:r>
         <w:t xml:space="preserve">.</w:t>
@@ -1420,562 +979,7 @@
         <w:t xml:space="preserve"> </w:t>
       </w:r>
       <w:r>
-        <w:t xml:space="preserve">https://doi.org/10.64898/2026.05.05.723041</w:t>
-      </w:r>
-    </w:p>
-    <w:p>
-      <w:pPr>
-        <w:numPr>
-          <w:ilvl w:val="0"/>
-          <w:numId w:val="1002"/>
-        </w:numPr>
-      </w:pPr>
-      <w:r>
-        <w:t xml:space="preserve">El-Walid, M.Z., Gault, C.M., Costich, D.E., Lepak, N.K., Budka, J.S., Stitzer, M.C., Giri, A., Rees, E., Romay, M.C., Buckler, E.S., &amp;</w:t>
-      </w:r>
-      <w:r>
-        <w:t xml:space="preserve"> </w:t>
-      </w:r>
-      <w:r>
-        <w:rPr>
-          <w:bCs/>
-          <w:b/>
-        </w:rPr>
-        <w:t xml:space="preserve">Hsu, S-K.</w:t>
-      </w:r>
-      <w:r>
-        <w:t xml:space="preserve"> </w:t>
-      </w:r>
-      <w:r>
-        <w:t xml:space="preserve">(2025).</w:t>
-      </w:r>
-      <w:r>
-        <w:t xml:space="preserve"> </w:t>
-      </w:r>
-      <w:r>
-        <w:rPr>
-          <w:bCs/>
-          <w:b/>
-        </w:rPr>
-        <w:t xml:space="preserve">Identification of Freezing Tolerance QTLs in</w:t>
-      </w:r>
-      <w:r>
-        <w:rPr>
-          <w:bCs/>
-          <w:b/>
-        </w:rPr>
-        <w:t xml:space="preserve"> </w:t>
-      </w:r>
-      <w:r>
-        <w:rPr>
-          <w:bCs/>
-          <w:b/>
-        </w:rPr>
-        <w:t xml:space="preserve">Tripsacum dactyloides</w:t>
-      </w:r>
-      <w:r>
-        <w:rPr>
-          <w:bCs/>
-          <w:b/>
-        </w:rPr>
-        <w:t xml:space="preserve"> </w:t>
-      </w:r>
-      <w:r>
-        <w:rPr>
-          <w:bCs/>
-          <w:b/>
-        </w:rPr>
-        <w:t xml:space="preserve">Using Open-Pollinated Bulk Segregant Analysis</w:t>
-      </w:r>
-      <w:r>
-        <w:t xml:space="preserve">.</w:t>
-      </w:r>
-      <w:r>
-        <w:t xml:space="preserve"> </w:t>
-      </w:r>
-      <w:r>
-        <w:rPr>
-          <w:iCs/>
-          <w:i/>
-        </w:rPr>
-        <w:t xml:space="preserve">bioRxiv.</w:t>
-      </w:r>
-      <w:r>
-        <w:t xml:space="preserve"> </w:t>
-      </w:r>
-      <w:r>
-        <w:t xml:space="preserve">https://doi.org/10.64898/2025.12.10.693030</w:t>
-      </w:r>
-    </w:p>
-    <w:p>
-      <w:pPr>
-        <w:numPr>
-          <w:ilvl w:val="0"/>
-          <w:numId w:val="1002"/>
-        </w:numPr>
-      </w:pPr>
-      <w:r>
-        <w:t xml:space="preserve">Liu, Z-Y., Berthel, A., Czech, E., Marroquin, E., Stitzer, M.,</w:t>
-      </w:r>
-      <w:r>
-        <w:t xml:space="preserve"> </w:t>
-      </w:r>
-      <w:r>
-        <w:rPr>
-          <w:bCs/>
-          <w:b/>
-        </w:rPr>
-        <w:t xml:space="preserve">Hsu, S-K.</w:t>
-      </w:r>
-      <w:r>
-        <w:t xml:space="preserve">, Pennell, M., Buckler, E.S., &amp; Zhai, J. (2025).</w:t>
-      </w:r>
-      <w:r>
-        <w:t xml:space="preserve"> </w:t>
-      </w:r>
-      <w:r>
-        <w:rPr>
-          <w:bCs/>
-          <w:b/>
-        </w:rPr>
-        <w:t xml:space="preserve">GeneCAD: Plant Genome Annotation with a DNA Foundation Model</w:t>
-      </w:r>
-      <w:r>
-        <w:t xml:space="preserve">.</w:t>
-      </w:r>
-      <w:r>
-        <w:t xml:space="preserve"> </w:t>
-      </w:r>
-      <w:r>
-        <w:rPr>
-          <w:iCs/>
-          <w:i/>
-        </w:rPr>
-        <w:t xml:space="preserve">bioRxiv.</w:t>
-      </w:r>
-      <w:r>
-        <w:t xml:space="preserve"> </w:t>
-      </w:r>
-      <w:r>
-        <w:t xml:space="preserve">https://doi.org/10.1101/2025.10.31.685877</w:t>
-      </w:r>
-    </w:p>
-    <w:p>
-      <w:pPr>
-        <w:numPr>
-          <w:ilvl w:val="0"/>
-          <w:numId w:val="1002"/>
-        </w:numPr>
-      </w:pPr>
-      <w:r>
-        <w:t xml:space="preserve">Zhai, J., Gokaslan, A.,</w:t>
-      </w:r>
-      <w:r>
-        <w:t xml:space="preserve"> </w:t>
-      </w:r>
-      <w:r>
-        <w:rPr>
-          <w:bCs/>
-          <w:b/>
-        </w:rPr>
-        <w:t xml:space="preserve">Hsu, S-K.</w:t>
-      </w:r>
-      <w:r>
-        <w:t xml:space="preserve">, Chen, S-P., Liu, Z-Y., Marroquin, E., Czech, E., Cannon, B., Berthel, A., Romay, M.C., Pennell, M., Kuleshov, V., &amp; Buckler, E.S. (2025).</w:t>
-      </w:r>
-      <w:r>
-        <w:t xml:space="preserve"> </w:t>
-      </w:r>
-      <w:r>
-        <w:rPr>
-          <w:bCs/>
-          <w:b/>
-        </w:rPr>
-        <w:t xml:space="preserve">PlantCAD2: a DNA foundation model for interpreting genomes across flowering plants</w:t>
-      </w:r>
-      <w:r>
-        <w:t xml:space="preserve">.</w:t>
-      </w:r>
-      <w:r>
-        <w:t xml:space="preserve"> </w:t>
-      </w:r>
-      <w:r>
-        <w:rPr>
-          <w:iCs/>
-          <w:i/>
-        </w:rPr>
-        <w:t xml:space="preserve">bioRxiv.</w:t>
-      </w:r>
-      <w:r>
-        <w:t xml:space="preserve"> </w:t>
-      </w:r>
-      <w:r>
-        <w:t xml:space="preserve">https://doi.org/10.1101/2025.08.27.672609</w:t>
-      </w:r>
-    </w:p>
-    <w:p>
-      <w:pPr>
-        <w:numPr>
-          <w:ilvl w:val="0"/>
-          <w:numId w:val="1002"/>
-        </w:numPr>
-      </w:pPr>
-      <w:r>
-        <w:t xml:space="preserve">Oren, E., Zhai, J., Rooney, T.E., Angelovici, R., Hale, C.O., Brindisi, L.J.,</w:t>
-      </w:r>
-      <w:r>
-        <w:t xml:space="preserve"> </w:t>
-      </w:r>
-      <w:r>
-        <w:rPr>
-          <w:bCs/>
-          <w:b/>
-        </w:rPr>
-        <w:t xml:space="preserve">Hsu, S-K.</w:t>
-      </w:r>
-      <w:r>
-        <w:t xml:space="preserve">, Gault, C.M., Hua, J., La, T., Lepak, N., Fu, Q., Buckler, E.S., &amp; Romay, M.C. (2025).</w:t>
-      </w:r>
-      <w:r>
-        <w:t xml:space="preserve"> </w:t>
-      </w:r>
-      <w:r>
-        <w:rPr>
-          <w:bCs/>
-          <w:b/>
-        </w:rPr>
-        <w:t xml:space="preserve">Constrained evolution of a core winter proteome across independently cold-adapted PACMAD grasses</w:t>
-      </w:r>
-      <w:r>
-        <w:t xml:space="preserve">.</w:t>
-      </w:r>
-      <w:r>
-        <w:t xml:space="preserve"> </w:t>
-      </w:r>
-      <w:r>
-        <w:rPr>
-          <w:iCs/>
-          <w:i/>
-        </w:rPr>
-        <w:t xml:space="preserve">bioRxiv.</w:t>
-      </w:r>
-      <w:r>
-        <w:t xml:space="preserve"> </w:t>
-      </w:r>
-      <w:r>
-        <w:t xml:space="preserve">https://doi.org/10.1101/2025.05.15.654294</w:t>
-      </w:r>
-    </w:p>
-    <w:p>
-      <w:pPr>
-        <w:numPr>
-          <w:ilvl w:val="0"/>
-          <w:numId w:val="1002"/>
-        </w:numPr>
-      </w:pPr>
-      <w:r>
-        <w:t xml:space="preserve">Hale, C.O.,</w:t>
-      </w:r>
-      <w:r>
-        <w:t xml:space="preserve"> </w:t>
-      </w:r>
-      <w:r>
-        <w:rPr>
-          <w:bCs/>
-          <w:b/>
-        </w:rPr>
-        <w:t xml:space="preserve">Hsu, S-K.</w:t>
-      </w:r>
-      <w:r>
-        <w:t xml:space="preserve">, Zhai, J., Schulz, A.J., Aubuchon-Elder, T., Costa-Neto, G., Gelfond, A., El-Walid, M., Hufford, M., Kellogg, E.A., La, T., Marand, A.P., Seetharam, A.S., Scheben, A., Stitzer, M., Wrightsman, T., Romay, M.C., &amp; Buckler, E.S. (2025).</w:t>
-      </w:r>
-      <w:r>
-        <w:t xml:space="preserve"> </w:t>
-      </w:r>
-      <w:r>
-        <w:rPr>
-          <w:bCs/>
-          <w:b/>
-        </w:rPr>
-        <w:t xml:space="preserve">Extensive modulation of a conserved</w:t>
-      </w:r>
-      <w:r>
-        <w:rPr>
-          <w:bCs/>
-          <w:b/>
-        </w:rPr>
-        <w:t xml:space="preserve"> </w:t>
-      </w:r>
-      <w:r>
-        <w:rPr>
-          <w:bCs/>
-          <w:b/>
-        </w:rPr>
-        <w:t xml:space="preserve">cis</w:t>
-      </w:r>
-      <w:r>
-        <w:rPr>
-          <w:bCs/>
-          <w:b/>
-        </w:rPr>
-        <w:t xml:space="preserve"> </w:t>
-      </w:r>
-      <w:r>
-        <w:rPr>
-          <w:bCs/>
-          <w:b/>
-        </w:rPr>
-        <w:t xml:space="preserve">-regulatory code across 589 grass species</w:t>
-      </w:r>
-      <w:r>
-        <w:t xml:space="preserve">.</w:t>
-      </w:r>
-      <w:r>
-        <w:t xml:space="preserve"> </w:t>
-      </w:r>
-      <w:r>
-        <w:rPr>
-          <w:iCs/>
-          <w:i/>
-        </w:rPr>
-        <w:t xml:space="preserve">bioRxiv.</w:t>
-      </w:r>
-      <w:r>
-        <w:t xml:space="preserve"> </w:t>
-      </w:r>
-      <w:r>
-        <w:t xml:space="preserve">https://doi.org/10.1101/2025.04.23.650228</w:t>
-      </w:r>
-    </w:p>
-    <w:p>
-      <w:pPr>
-        <w:numPr>
-          <w:ilvl w:val="0"/>
-          <w:numId w:val="1002"/>
-        </w:numPr>
-      </w:pPr>
-      <w:r>
-        <w:t xml:space="preserve">Lai, W-Y.,</w:t>
-      </w:r>
-      <w:r>
-        <w:t xml:space="preserve"> </w:t>
-      </w:r>
-      <w:r>
-        <w:rPr>
-          <w:bCs/>
-          <w:b/>
-        </w:rPr>
-        <w:t xml:space="preserve">Hsu, S-K.</w:t>
-      </w:r>
-      <w:r>
-        <w:t xml:space="preserve">, Futschik, A., &amp; Schlötterer, C. (2025).</w:t>
-      </w:r>
-      <w:r>
-        <w:t xml:space="preserve"> </w:t>
-      </w:r>
-      <w:r>
-        <w:rPr>
-          <w:bCs/>
-          <w:b/>
-        </w:rPr>
-        <w:t xml:space="preserve">Pleiotropy increases parallel selection signatures during adaptation from standing genetic variation</w:t>
-      </w:r>
-      <w:r>
-        <w:t xml:space="preserve">.</w:t>
-      </w:r>
-      <w:r>
-        <w:t xml:space="preserve"> </w:t>
-      </w:r>
-      <w:r>
-        <w:rPr>
-          <w:iCs/>
-          <w:i/>
-        </w:rPr>
-        <w:t xml:space="preserve">bioRxiv.</w:t>
-      </w:r>
-      <w:r>
-        <w:t xml:space="preserve"> </w:t>
-      </w:r>
-      <w:r>
-        <w:t xml:space="preserve">https://doi.org/10.7554/eLife.102321.2</w:t>
-      </w:r>
-    </w:p>
-    <w:p>
-      <w:pPr>
-        <w:numPr>
-          <w:ilvl w:val="0"/>
-          <w:numId w:val="1002"/>
-        </w:numPr>
-      </w:pPr>
-      <w:r>
-        <w:t xml:space="preserve">Stitzer, M.C., Seetharam, A.S., Scheben, A.,</w:t>
-      </w:r>
-      <w:r>
-        <w:t xml:space="preserve"> </w:t>
-      </w:r>
-      <w:r>
-        <w:rPr>
-          <w:bCs/>
-          <w:b/>
-        </w:rPr>
-        <w:t xml:space="preserve">Hsu, S-K.</w:t>
-      </w:r>
-      <w:r>
-        <w:t xml:space="preserve">, Schulz, A.J., AuBuchon-Elder, T.M., El-Walid, M., Ferebee, T.H., Hale, C.O., La, T., &amp;</w:t>
-      </w:r>
-      <w:r>
-        <w:t xml:space="preserve"> </w:t>
-      </w:r>
-      <w:r>
-        <w:rPr>
-          <w:iCs/>
-          <w:i/>
-        </w:rPr>
-        <w:t xml:space="preserve">et al.</w:t>
-      </w:r>
-      <w:r>
-        <w:t xml:space="preserve"> </w:t>
-      </w:r>
-      <w:r>
-        <w:t xml:space="preserve">(2025).</w:t>
-      </w:r>
-      <w:r>
-        <w:t xml:space="preserve"> </w:t>
-      </w:r>
-      <w:r>
-        <w:rPr>
-          <w:bCs/>
-          <w:b/>
-        </w:rPr>
-        <w:t xml:space="preserve">Extensive genome evolution distinguishes maize within a stable tribe of grasses</w:t>
-      </w:r>
-      <w:r>
-        <w:t xml:space="preserve">.</w:t>
-      </w:r>
-      <w:r>
-        <w:t xml:space="preserve"> </w:t>
-      </w:r>
-      <w:r>
-        <w:rPr>
-          <w:iCs/>
-          <w:i/>
-        </w:rPr>
-        <w:t xml:space="preserve">bioRxiv.</w:t>
-      </w:r>
-      <w:r>
-        <w:t xml:space="preserve"> </w:t>
-      </w:r>
-      <w:r>
-        <w:t xml:space="preserve">https://doi.org/10.1101/2025.01.22.633974</w:t>
-      </w:r>
-    </w:p>
-    <w:p>
-      <w:pPr>
-        <w:numPr>
-          <w:ilvl w:val="0"/>
-          <w:numId w:val="1002"/>
-        </w:numPr>
-      </w:pPr>
-      <w:r>
-        <w:t xml:space="preserve">Lai, W-Y.,</w:t>
-      </w:r>
-      <w:r>
-        <w:t xml:space="preserve"> </w:t>
-      </w:r>
-      <w:r>
-        <w:rPr>
-          <w:bCs/>
-          <w:b/>
-        </w:rPr>
-        <w:t xml:space="preserve">Hsu, S-K.</w:t>
-      </w:r>
-      <w:r>
-        <w:t xml:space="preserve">, Futschik, A., &amp; Schlötterer, C. (2024).</w:t>
-      </w:r>
-      <w:r>
-        <w:t xml:space="preserve"> </w:t>
-      </w:r>
-      <w:r>
-        <w:rPr>
-          <w:bCs/>
-          <w:b/>
-        </w:rPr>
-        <w:t xml:space="preserve">Pleiotropy increases parallel selection signatures during adaptation from standing genetic variation</w:t>
-      </w:r>
-      <w:r>
-        <w:t xml:space="preserve">.</w:t>
-      </w:r>
-      <w:r>
-        <w:t xml:space="preserve"> </w:t>
-      </w:r>
-      <w:r>
-        <w:rPr>
-          <w:iCs/>
-          <w:i/>
-        </w:rPr>
-        <w:t xml:space="preserve">bioRxiv.</w:t>
-      </w:r>
-      <w:r>
-        <w:t xml:space="preserve"> </w:t>
-      </w:r>
-      <w:r>
-        <w:t xml:space="preserve">https://doi.org/10.7554/eLife.102321.1</w:t>
-      </w:r>
-    </w:p>
-    <w:p>
-      <w:pPr>
-        <w:numPr>
-          <w:ilvl w:val="0"/>
-          <w:numId w:val="1002"/>
-        </w:numPr>
-      </w:pPr>
-      <w:r>
-        <w:t xml:space="preserve">Schulz, A.J., Zhai, J., AuBuchon-Elder, T., El-Walid, M., Ferebee, T.H., Gilmore, E.H., Hufford, M.B., Johnson, L.C., Kellogg, E.A., La, T., Long, E., Miller, Z.R., Romay, M.C., Seetharam, A.S., Stitzer, M.C., Wrightsman, T., Buckler, E.S., Monier, B., &amp;</w:t>
-      </w:r>
-      <w:r>
-        <w:t xml:space="preserve"> </w:t>
-      </w:r>
-      <w:r>
-        <w:rPr>
-          <w:bCs/>
-          <w:b/>
-        </w:rPr>
-        <w:t xml:space="preserve">Hsu, S-K.</w:t>
-      </w:r>
-      <w:r>
-        <w:t xml:space="preserve"> </w:t>
-      </w:r>
-      <w:r>
-        <w:t xml:space="preserve">(2023).</w:t>
-      </w:r>
-      <w:r>
-        <w:t xml:space="preserve"> </w:t>
-      </w:r>
-      <w:r>
-        <w:rPr>
-          <w:bCs/>
-          <w:b/>
-        </w:rPr>
-        <w:t xml:space="preserve">Fishing for a reelGene: evaluating gene models with evolution and machine learning</w:t>
-      </w:r>
-      <w:r>
-        <w:t xml:space="preserve">.</w:t>
-      </w:r>
-      <w:r>
-        <w:t xml:space="preserve"> </w:t>
-      </w:r>
-      <w:r>
-        <w:rPr>
-          <w:iCs/>
-          <w:i/>
-        </w:rPr>
-        <w:t xml:space="preserve">bioRxiv.</w:t>
-      </w:r>
-      <w:r>
-        <w:t xml:space="preserve"> </w:t>
-      </w:r>
-      <w:r>
-        <w:t xml:space="preserve">https://doi.org/10.1101/2023.09.19.558246</w:t>
+        <w:t xml:space="preserve">https://doi.org/10.1101/2024.11.04.621928</w:t>
       </w:r>
     </w:p>
     <w:bookmarkEnd w:id="24"/>
@@ -1994,6 +998,64 @@
         <w:pStyle w:val="FirstParagraph"/>
       </w:pPr>
       <w:r>
+        <w:t xml:space="preserve">2026</w:t>
+      </w:r>
+      <w:r>
+        <w:t xml:space="preserve"> </w:t>
+      </w:r>
+      <w:r>
+        <w:rPr>
+          <w:bCs/>
+          <w:b/>
+        </w:rPr>
+        <w:t xml:space="preserve">Pan-Genomics and GWAS Unveils the importance of ancient whole genome duplication for maize environmental adaptation.</w:t>
+      </w:r>
+      <w:r>
+        <w:t xml:space="preserve"> </w:t>
+      </w:r>
+      <w:r>
+        <w:rPr>
+          <w:iCs/>
+          <w:i/>
+        </w:rPr>
+        <w:t xml:space="preserve">Poster presentation with lightning talk</w:t>
+      </w:r>
+      <w:r>
+        <w:t xml:space="preserve">, The 68th Annual Maize Genetic Meeting, February 26 - March 1, Cologne, Germany</w:t>
+      </w:r>
+      <w:r>
+        <w:br/>
+      </w:r>
+      <w:r>
+        <w:t xml:space="preserve">2026</w:t>
+      </w:r>
+      <w:r>
+        <w:t xml:space="preserve"> </w:t>
+      </w:r>
+      <w:r>
+        <w:rPr>
+          <w:bCs/>
+          <w:b/>
+        </w:rPr>
+        <w:t xml:space="preserve">Pan-Genomics and GWAS Unveils the importance of ancient whole genome duplication for maize environmental adaptation.</w:t>
+      </w:r>
+      <w:r>
+        <w:t xml:space="preserve"> </w:t>
+      </w:r>
+      <w:r>
+        <w:rPr>
+          <w:iCs/>
+          <w:i/>
+        </w:rPr>
+        <w:t xml:space="preserve">Oral presentation</w:t>
+      </w:r>
+      <w:r>
+        <w:t xml:space="preserve">, Corn Breeding Research Meeting, February 25 - 26, Cologne, Germany</w:t>
+      </w:r>
+      <w:r>
+        <w:br/>
+      </w:r>
+      <w:r>
         <w:t xml:space="preserve">2025</w:t>
       </w:r>
       <w:r>
@@ -2004,7 +1066,36 @@
           <w:bCs/>
           <w:b/>
         </w:rPr>
-        <w:t xml:space="preserve">The genetic basis of environmental adaptation in Poaceae.</w:t>
+        <w:t xml:space="preserve">Integreting AI and Pan-genome to identify adaptive variants in maize.</w:t>
+      </w:r>
+      <w:r>
+        <w:t xml:space="preserve"> </w:t>
+      </w:r>
+      <w:r>
+        <w:rPr>
+          <w:iCs/>
+          <w:i/>
+        </w:rPr>
+        <w:t xml:space="preserve">Oral presentation</w:t>
+      </w:r>
+      <w:r>
+        <w:t xml:space="preserve">, ACSAC11, May 19-21, Taipei, Taiwan</w:t>
+      </w:r>
+      <w:r>
+        <w:br/>
+      </w:r>
+      <w:r>
+        <w:t xml:space="preserve">2025</w:t>
+      </w:r>
+      <w:r>
+        <w:t xml:space="preserve"> </w:t>
+      </w:r>
+      <w:r>
+        <w:rPr>
+          <w:bCs/>
+          <w:b/>
+        </w:rPr>
+        <w:t xml:space="preserve">Integreting AI and Pan-genome to identify adaptive variants in maize.</w:t>
       </w:r>
       <w:r>
         <w:t xml:space="preserve"> </w:t>
@@ -2017,7 +1108,7 @@
         <w:t xml:space="preserve">Poster presentation</w:t>
       </w:r>
       <w:r>
-        <w:t xml:space="preserve">, The 67th Annual Maize Genetic Meeting, March 6-9, St. Loius, MO USA</w:t>
+        <w:t xml:space="preserve">, The 67th Annual Maize Genetic Meeting, March 6-9, Union Station in St. Louis, Mo, USA</w:t>
       </w:r>
       <w:r>
         <w:br/>
@@ -2033,7 +1124,36 @@
           <w:bCs/>
           <w:b/>
         </w:rPr>
-        <w:t xml:space="preserve">The genetic basis of environmental adaptation in Poaceae.</w:t>
+        <w:t xml:space="preserve">Building a practical haplotype graph from PacBio assemblies for genotype imputation and allele mining in maize.</w:t>
+      </w:r>
+      <w:r>
+        <w:t xml:space="preserve"> </w:t>
+      </w:r>
+      <w:r>
+        <w:rPr>
+          <w:iCs/>
+          <w:i/>
+        </w:rPr>
+        <w:t xml:space="preserve">Oral presentation</w:t>
+      </w:r>
+      <w:r>
+        <w:t xml:space="preserve">, PacBio seminar, November 12, Cornell University, NY, USA</w:t>
+      </w:r>
+      <w:r>
+        <w:br/>
+      </w:r>
+      <w:r>
+        <w:t xml:space="preserve">2024</w:t>
+      </w:r>
+      <w:r>
+        <w:t xml:space="preserve"> </w:t>
+      </w:r>
+      <w:r>
+        <w:rPr>
+          <w:bCs/>
+          <w:b/>
+        </w:rPr>
+        <w:t xml:space="preserve">Identify causal variants in a maize population through a DNA language model: PlantCAD.</w:t>
       </w:r>
       <w:r>
         <w:t xml:space="preserve"> </w:t>
@@ -2062,7 +1182,65 @@
           <w:bCs/>
           <w:b/>
         </w:rPr>
-        <w:t xml:space="preserve">The phylogenetic variation in the rhizosphere nitrogen cycle of diverse grass species in the Andropogoneae.</w:t>
+        <w:t xml:space="preserve">Mining cold-tolerance alleles in maize.</w:t>
+      </w:r>
+      <w:r>
+        <w:t xml:space="preserve"> </w:t>
+      </w:r>
+      <w:r>
+        <w:rPr>
+          <w:iCs/>
+          <w:i/>
+        </w:rPr>
+        <w:t xml:space="preserve">Poster presentation</w:t>
+      </w:r>
+      <w:r>
+        <w:t xml:space="preserve">, The 66th Annual Maize Genetic Meeting, February 29-March 3, Raleigh, NC, USA</w:t>
+      </w:r>
+      <w:r>
+        <w:br/>
+      </w:r>
+      <w:r>
+        <w:t xml:space="preserve">2023</w:t>
+      </w:r>
+      <w:r>
+        <w:t xml:space="preserve"> </w:t>
+      </w:r>
+      <w:r>
+        <w:rPr>
+          <w:bCs/>
+          <w:b/>
+        </w:rPr>
+        <w:t xml:space="preserve">The evolution of aging transcriptome in Drosophila.</w:t>
+      </w:r>
+      <w:r>
+        <w:t xml:space="preserve"> </w:t>
+      </w:r>
+      <w:r>
+        <w:rPr>
+          <w:iCs/>
+          <w:i/>
+        </w:rPr>
+        <w:t xml:space="preserve">Poster presentation with lightning talk</w:t>
+      </w:r>
+      <w:r>
+        <w:t xml:space="preserve">, GLAM-Evogen 2023, August 19, Cornell University, NY, USA</w:t>
+      </w:r>
+      <w:r>
+        <w:br/>
+      </w:r>
+      <w:r>
+        <w:t xml:space="preserve">2022</w:t>
+      </w:r>
+      <w:r>
+        <w:t xml:space="preserve"> </w:t>
+      </w:r>
+      <w:r>
+        <w:rPr>
+          <w:bCs/>
+          <w:b/>
+        </w:rPr>
+        <w:t xml:space="preserve">Pleiotropy is associated with the parallel gene expression evolution during adaptation to a novel environment.</w:t>
       </w:r>
       <w:r>
         <w:t xml:space="preserve"> </w:t>
@@ -2075,23 +1253,23 @@
         <w:t xml:space="preserve">Oral presentation</w:t>
       </w:r>
       <w:r>
-        <w:t xml:space="preserve">, The 66th Annual Maize Genetic Meeting, February 29-March 3, Raleigh, NC, USA</w:t>
+        <w:t xml:space="preserve">, PEQG22, June 7-10, Pacific Grove, CA, USA</w:t>
       </w:r>
       <w:r>
         <w:br/>
       </w:r>
       <w:r>
-        <w:t xml:space="preserve">2024</w:t>
-      </w:r>
-      <w:r>
-        <w:t xml:space="preserve"> </w:t>
-      </w:r>
-      <w:r>
-        <w:rPr>
-          <w:bCs/>
-          <w:b/>
-        </w:rPr>
-        <w:t xml:space="preserve">The phylogenetic variation in the rhizosphere nitrogen cycle of diverse grass species in the Andropogoneae.</w:t>
+        <w:t xml:space="preserve">2021</w:t>
+      </w:r>
+      <w:r>
+        <w:t xml:space="preserve"> </w:t>
+      </w:r>
+      <w:r>
+        <w:rPr>
+          <w:bCs/>
+          <w:b/>
+        </w:rPr>
+        <w:t xml:space="preserve">Evolution of phenotypic variance provides insights into the genetic basis of adaptation.</w:t>
       </w:r>
       <w:r>
         <w:t xml:space="preserve"> </w:t>
@@ -2104,23 +1282,52 @@
         <w:t xml:space="preserve">Oral presentation</w:t>
       </w:r>
       <w:r>
-        <w:t xml:space="preserve">, Plant and Animal Genome 31, January 12-17, San Diego, CA, USA</w:t>
+        <w:t xml:space="preserve">, EvolVienna, January 4-6, Online</w:t>
       </w:r>
       <w:r>
         <w:br/>
       </w:r>
       <w:r>
-        <w:t xml:space="preserve">2023</w:t>
-      </w:r>
-      <w:r>
-        <w:t xml:space="preserve"> </w:t>
-      </w:r>
-      <w:r>
-        <w:rPr>
-          <w:bCs/>
-          <w:b/>
-        </w:rPr>
-        <w:t xml:space="preserve">The phylogenetic variation in the rhizosphere nitrogen cycle of diverse grass species in the Andropogoneae.</w:t>
+        <w:t xml:space="preserve">2021</w:t>
+      </w:r>
+      <w:r>
+        <w:t xml:space="preserve"> </w:t>
+      </w:r>
+      <w:r>
+        <w:rPr>
+          <w:bCs/>
+          <w:b/>
+        </w:rPr>
+        <w:t xml:space="preserve">Evolution of phenotypic variance provides insights into the genetic basis of adaptation.</w:t>
+      </w:r>
+      <w:r>
+        <w:t xml:space="preserve"> </w:t>
+      </w:r>
+      <w:r>
+        <w:rPr>
+          <w:iCs/>
+          <w:i/>
+        </w:rPr>
+        <w:t xml:space="preserve">Oral presentation</w:t>
+      </w:r>
+      <w:r>
+        <w:t xml:space="preserve">, Popgroup54, January 4-6, Online</w:t>
+      </w:r>
+      <w:r>
+        <w:br/>
+      </w:r>
+      <w:r>
+        <w:t xml:space="preserve">2020</w:t>
+      </w:r>
+      <w:r>
+        <w:t xml:space="preserve"> </w:t>
+      </w:r>
+      <w:r>
+        <w:rPr>
+          <w:bCs/>
+          <w:b/>
+        </w:rPr>
+        <w:t xml:space="preserve">High stability of gene expression variance in Drosophila simulans populations evolving in a novel high-temperature environment.</w:t>
       </w:r>
       <w:r>
         <w:t xml:space="preserve"> </w:t>
@@ -2133,23 +1340,23 @@
         <w:t xml:space="preserve">Poster presentation</w:t>
       </w:r>
       <w:r>
-        <w:t xml:space="preserve">, The 65th Annual Maize Genetic Meeting, March 16-19, St. Louis, MO, USA</w:t>
+        <w:t xml:space="preserve">, TAGC, April 22-25, Online</w:t>
       </w:r>
       <w:r>
         <w:br/>
       </w:r>
       <w:r>
-        <w:t xml:space="preserve">2021</w:t>
-      </w:r>
-      <w:r>
-        <w:t xml:space="preserve"> </w:t>
-      </w:r>
-      <w:r>
-        <w:rPr>
-          <w:bCs/>
-          <w:b/>
-        </w:rPr>
-        <w:t xml:space="preserve">Polygenic adaptation drives rapid evolution of pre- and post-mating reproductive isolation.</w:t>
+        <w:t xml:space="preserve">2017</w:t>
+      </w:r>
+      <w:r>
+        <w:t xml:space="preserve"> </w:t>
+      </w:r>
+      <w:r>
+        <w:rPr>
+          <w:bCs/>
+          <w:b/>
+        </w:rPr>
+        <w:t xml:space="preserve">Study of alternative splicing events in maize transcriptome under abiotic stress.</w:t>
       </w:r>
       <w:r>
         <w:t xml:space="preserve"> </w:t>
@@ -2162,123 +1369,7 @@
         <w:t xml:space="preserve">Poster presentation</w:t>
       </w:r>
       <w:r>
-        <w:t xml:space="preserve">, The 62nd Annual Drosophila Research Conference, March 20-24, Online</w:t>
-      </w:r>
-      <w:r>
-        <w:br/>
-      </w:r>
-      <w:r>
-        <w:t xml:space="preserve">2019</w:t>
-      </w:r>
-      <w:r>
-        <w:t xml:space="preserve"> </w:t>
-      </w:r>
-      <w:r>
-        <w:rPr>
-          <w:bCs/>
-          <w:b/>
-        </w:rPr>
-        <w:t xml:space="preserve">Sex-specific adaptation to high temperature in Drosophila.</w:t>
-      </w:r>
-      <w:r>
-        <w:t xml:space="preserve"> </w:t>
-      </w:r>
-      <w:r>
-        <w:rPr>
-          <w:iCs/>
-          <w:i/>
-        </w:rPr>
-        <w:t xml:space="preserve">Oral presentation</w:t>
-      </w:r>
-      <w:r>
-        <w:t xml:space="preserve">, ESEB 2019, August 19-24, Turku, Finland</w:t>
-      </w:r>
-      <w:r>
-        <w:br/>
-      </w:r>
-      <w:r>
-        <w:t xml:space="preserve">2018</w:t>
-      </w:r>
-      <w:r>
-        <w:t xml:space="preserve"> </w:t>
-      </w:r>
-      <w:r>
-        <w:rPr>
-          <w:bCs/>
-          <w:b/>
-        </w:rPr>
-        <w:t xml:space="preserve">Sexually antagonistic gene expression evolution in Drosophila simulans populations adapting to a novel thermal environment.</w:t>
-      </w:r>
-      <w:r>
-        <w:t xml:space="preserve"> </w:t>
-      </w:r>
-      <w:r>
-        <w:rPr>
-          <w:iCs/>
-          <w:i/>
-        </w:rPr>
-        <w:t xml:space="preserve">Oral presentation</w:t>
-      </w:r>
-      <w:r>
-        <w:t xml:space="preserve">, PopGroup 51, January 3-6, Bristol, UK</w:t>
-      </w:r>
-      <w:r>
-        <w:br/>
-      </w:r>
-      <w:r>
-        <w:t xml:space="preserve">2017</w:t>
-      </w:r>
-      <w:r>
-        <w:t xml:space="preserve"> </w:t>
-      </w:r>
-      <w:r>
-        <w:rPr>
-          <w:bCs/>
-          <w:b/>
-        </w:rPr>
-        <w:t xml:space="preserve">Genetics and molecular analysis of anaerobic germination in rice.</w:t>
-      </w:r>
-      <w:r>
-        <w:t xml:space="preserve"> </w:t>
-      </w:r>
-      <w:r>
-        <w:rPr>
-          <w:iCs/>
-          <w:i/>
-        </w:rPr>
-        <w:t xml:space="preserve">Poster presentation</w:t>
-      </w:r>
-      <w:r>
         <w:t xml:space="preserve">, Plant and Animal Genomes 25, January 14-18, San Diego, CA, USA</w:t>
-      </w:r>
-      <w:r>
-        <w:br/>
-      </w:r>
-      <w:r>
-        <w:t xml:space="preserve">2013</w:t>
-      </w:r>
-      <w:r>
-        <w:t xml:space="preserve"> </w:t>
-      </w:r>
-      <w:r>
-        <w:rPr>
-          <w:bCs/>
-          <w:b/>
-        </w:rPr>
-        <w:t xml:space="preserve">Identification of quantitative trait loci (QTL) associated with anaerobic germination of rice (Oryza Sativa).</w:t>
-      </w:r>
-      <w:r>
-        <w:t xml:space="preserve"> </w:t>
-      </w:r>
-      <w:r>
-        <w:rPr>
-          <w:iCs/>
-          <w:i/>
-        </w:rPr>
-        <w:t xml:space="preserve">Poster presentation</w:t>
-      </w:r>
-      <w:r>
-        <w:t xml:space="preserve">, The 7th International Rice Genetics Symposium, November 4-8, Manila, Philippines</w:t>
       </w:r>
     </w:p>
     <w:p>
@@ -2290,7 +1381,7 @@
           <w:iCs/>
           <w:i/>
         </w:rPr>
-        <w:t xml:space="preserve">Last updated: 2026-06-11</w:t>
+        <w:t xml:space="preserve">Last updated: 2026-06-14</w:t>
       </w:r>
     </w:p>
     <w:bookmarkEnd w:id="26"/>

--- a/cv.docx
+++ b/cv.docx
@@ -1381,7 +1381,7 @@
           <w:iCs/>
           <w:i/>
         </w:rPr>
-        <w:t xml:space="preserve">Last updated: 2026-06-14</w:t>
+        <w:t xml:space="preserve">Last updated: 2026-07-01</w:t>
       </w:r>
     </w:p>
     <w:bookmarkEnd w:id="26"/>

--- a/cv.docx
+++ b/cv.docx
@@ -675,20 +675,7 @@
         </w:numPr>
       </w:pPr>
       <w:r>
-        <w:t xml:space="preserve">Christodoulaki, E., Nolte, V.,</w:t>
-      </w:r>
-      <w:r>
-        <w:t xml:space="preserve"> </w:t>
-      </w:r>
-      <w:r>
-        <w:rPr>
-          <w:bCs/>
-          <w:b/>
-        </w:rPr>
-        <w:t xml:space="preserve">Lai, W-Y.</w:t>
-      </w:r>
-      <w:r>
-        <w:t xml:space="preserve">, &amp; Schlötterer, C. (2022).</w:t>
+        <w:t xml:space="preserve">Unknown Author (2022).</w:t>
       </w:r>
       <w:r>
         <w:t xml:space="preserve"> </w:t>
@@ -711,23 +698,13 @@
           <w:iCs/>
           <w:i/>
         </w:rPr>
-        <w:t xml:space="preserve">Genome Biology</w:t>
-      </w:r>
-      <w:r>
-        <w:t xml:space="preserve">,</w:t>
-      </w:r>
-      <w:r>
-        <w:t xml:space="preserve"> </w:t>
-      </w:r>
-      <w:r>
-        <w:rPr>
-          <w:iCs/>
-          <w:i/>
-        </w:rPr>
-        <w:t xml:space="preserve">23</w:t>
-      </w:r>
-      <w:r>
-        <w:t xml:space="preserve">(1). https://doi.org/10.1186/s13059-022-02680-4</w:t>
+        <w:t xml:space="preserve">bioRxiv.</w:t>
+      </w:r>
+      <w:r>
+        <w:t xml:space="preserve"> </w:t>
+      </w:r>
+      <w:r>
+        <w:t xml:space="preserve">https://doi.org/10.1186/s13059-022-02680-4</w:t>
       </w:r>
     </w:p>
     <w:p>
@@ -831,23 +808,13 @@
           <w:iCs/>
           <w:i/>
         </w:rPr>
-        <w:t xml:space="preserve">Nucleic Acids Research</w:t>
-      </w:r>
-      <w:r>
-        <w:t xml:space="preserve">,</w:t>
-      </w:r>
-      <w:r>
-        <w:t xml:space="preserve"> </w:t>
-      </w:r>
-      <w:r>
-        <w:rPr>
-          <w:iCs/>
-          <w:i/>
-        </w:rPr>
-        <w:t xml:space="preserve">49</w:t>
-      </w:r>
-      <w:r>
-        <w:t xml:space="preserve">(13), 7318-7329. https://doi.org/10.1093/nar/gkab555</w:t>
+        <w:t xml:space="preserve">bioRxiv.</w:t>
+      </w:r>
+      <w:r>
+        <w:t xml:space="preserve"> </w:t>
+      </w:r>
+      <w:r>
+        <w:t xml:space="preserve">https://doi.org/10.1093/nar/gkab555</w:t>
       </w:r>
     </w:p>
     <w:bookmarkEnd w:id="23"/>
@@ -1381,7 +1348,7 @@
           <w:iCs/>
           <w:i/>
         </w:rPr>
-        <w:t xml:space="preserve">Last updated: 2026-07-01</w:t>
+        <w:t xml:space="preserve">Last updated: 2026-08-01</w:t>
       </w:r>
     </w:p>
     <w:bookmarkEnd w:id="26"/>
